--- a/assets/CVs/ChenLu_CV(English).docx
+++ b/assets/CVs/ChenLu_CV(English).docx
@@ -1311,6 +1311,250 @@
     </w:p>
     <w:p>
       <w:pPr>
+        <w:pStyle w:val="2"/>
+        <w:tabs>
+          <w:tab w:val="left" w:pos="3670"/>
+        </w:tabs>
+        <w:spacing w:before="130"/>
+        <w:ind w:left="0" w:firstLineChars="50" w:firstLine="105"/>
+        <w:rPr>
+          <w:rFonts w:ascii="Times New Roman" w:hAnsi="Times New Roman" w:cs="Times New Roman"/>
+          <w:color w:val="333333"/>
+          <w:spacing w:val="-5"/>
+          <w:w w:val="95"/>
+          <w:sz w:val="21"/>
+          <w:szCs w:val="21"/>
+        </w:rPr>
+      </w:pPr>
+      <w:r>
+        <w:rPr>
+          <w:rFonts w:ascii="Times New Roman" w:hAnsi="Times New Roman" w:cs="Times New Roman"/>
+          <w:color w:val="333333"/>
+          <w:sz w:val="21"/>
+          <w:szCs w:val="21"/>
+        </w:rPr>
+        <w:t xml:space="preserve">BSc </w:t>
+      </w:r>
+      <w:r>
+        <w:rPr>
+          <w:rFonts w:ascii="Times New Roman" w:hAnsi="Times New Roman" w:cs="Times New Roman"/>
+          <w:color w:val="333333"/>
+          <w:sz w:val="21"/>
+          <w:szCs w:val="21"/>
+        </w:rPr>
+        <w:t>Software Engineering</w:t>
+      </w:r>
+      <w:r>
+        <w:rPr>
+          <w:rFonts w:ascii="Times New Roman" w:hAnsi="Times New Roman" w:cs="Times New Roman"/>
+          <w:color w:val="333333"/>
+          <w:sz w:val="21"/>
+          <w:szCs w:val="21"/>
+        </w:rPr>
+        <w:t xml:space="preserve">, </w:t>
+      </w:r>
+      <w:r>
+        <w:rPr>
+          <w:rFonts w:ascii="Times New Roman" w:hAnsi="Times New Roman" w:cs="Times New Roman"/>
+          <w:color w:val="333333"/>
+          <w:sz w:val="21"/>
+          <w:szCs w:val="21"/>
+        </w:rPr>
+        <w:t xml:space="preserve">Inner Mongolian University                     </w:t>
+      </w:r>
+      <w:r>
+        <w:rPr>
+          <w:rFonts w:ascii="Times New Roman" w:hAnsi="Times New Roman" w:cs="Times New Roman"/>
+          <w:color w:val="333333"/>
+          <w:sz w:val="21"/>
+          <w:szCs w:val="21"/>
+        </w:rPr>
+        <w:t xml:space="preserve"> </w:t>
+      </w:r>
+      <w:r>
+        <w:rPr>
+          <w:rFonts w:ascii="Times New Roman" w:hAnsi="Times New Roman" w:cs="Times New Roman"/>
+          <w:color w:val="333333"/>
+          <w:sz w:val="21"/>
+          <w:szCs w:val="21"/>
+        </w:rPr>
+        <w:t xml:space="preserve"> </w:t>
+      </w:r>
+      <w:r>
+        <w:rPr>
+          <w:rFonts w:ascii="Times New Roman" w:hAnsi="Times New Roman" w:cs="Times New Roman"/>
+          <w:color w:val="333333"/>
+          <w:sz w:val="21"/>
+          <w:szCs w:val="21"/>
+        </w:rPr>
+        <w:t xml:space="preserve"> </w:t>
+      </w:r>
+      <w:r>
+        <w:rPr>
+          <w:rFonts w:ascii="Times New Roman" w:hAnsi="Times New Roman" w:cs="Times New Roman"/>
+          <w:color w:val="333333"/>
+          <w:sz w:val="21"/>
+          <w:szCs w:val="21"/>
+        </w:rPr>
+        <w:tab/>
+      </w:r>
+      <w:r>
+        <w:rPr>
+          <w:rFonts w:ascii="Times New Roman" w:hAnsi="Times New Roman" w:cs="Times New Roman"/>
+          <w:color w:val="333333"/>
+          <w:sz w:val="21"/>
+          <w:szCs w:val="21"/>
+        </w:rPr>
+        <w:tab/>
+      </w:r>
+      <w:r>
+        <w:rPr>
+          <w:rFonts w:ascii="Times New Roman" w:hAnsi="Times New Roman" w:cs="Times New Roman"/>
+          <w:color w:val="333333"/>
+          <w:sz w:val="21"/>
+          <w:szCs w:val="21"/>
+        </w:rPr>
+        <w:tab/>
+      </w:r>
+      <w:r>
+        <w:rPr>
+          <w:rFonts w:ascii="Times New Roman" w:hAnsi="Times New Roman" w:cs="Times New Roman"/>
+          <w:color w:val="333333"/>
+          <w:sz w:val="21"/>
+          <w:szCs w:val="21"/>
+        </w:rPr>
+        <w:tab/>
+      </w:r>
+      <w:r>
+        <w:rPr>
+          <w:rFonts w:ascii="Times New Roman" w:hAnsi="Times New Roman" w:cs="Times New Roman"/>
+          <w:color w:val="333333"/>
+          <w:sz w:val="21"/>
+          <w:szCs w:val="21"/>
+        </w:rPr>
+        <w:tab/>
+        <w:t xml:space="preserve">      </w:t>
+      </w:r>
+      <w:r>
+        <w:rPr>
+          <w:rFonts w:ascii="Times New Roman" w:hAnsi="Times New Roman" w:cs="Times New Roman"/>
+          <w:color w:val="333333"/>
+          <w:w w:val="95"/>
+          <w:sz w:val="21"/>
+          <w:szCs w:val="21"/>
+        </w:rPr>
+        <w:t>2015-09</w:t>
+      </w:r>
+      <w:r>
+        <w:rPr>
+          <w:rFonts w:ascii="Times New Roman" w:hAnsi="Times New Roman" w:cs="Times New Roman"/>
+          <w:color w:val="333333"/>
+          <w:spacing w:val="14"/>
+          <w:sz w:val="21"/>
+          <w:szCs w:val="21"/>
+        </w:rPr>
+        <w:t xml:space="preserve"> </w:t>
+      </w:r>
+      <w:r>
+        <w:rPr>
+          <w:rFonts w:ascii="Times New Roman" w:hAnsi="Times New Roman" w:cs="Times New Roman"/>
+          <w:color w:val="333333"/>
+          <w:w w:val="95"/>
+          <w:sz w:val="21"/>
+          <w:szCs w:val="21"/>
+        </w:rPr>
+        <w:t>~</w:t>
+      </w:r>
+      <w:r>
+        <w:rPr>
+          <w:rFonts w:ascii="Times New Roman" w:hAnsi="Times New Roman" w:cs="Times New Roman"/>
+          <w:color w:val="333333"/>
+          <w:spacing w:val="16"/>
+          <w:sz w:val="21"/>
+          <w:szCs w:val="21"/>
+        </w:rPr>
+        <w:t xml:space="preserve"> </w:t>
+      </w:r>
+      <w:r>
+        <w:rPr>
+          <w:rFonts w:ascii="Times New Roman" w:hAnsi="Times New Roman" w:cs="Times New Roman"/>
+          <w:color w:val="333333"/>
+          <w:w w:val="95"/>
+          <w:sz w:val="21"/>
+          <w:szCs w:val="21"/>
+        </w:rPr>
+        <w:t>2019-</w:t>
+      </w:r>
+      <w:r>
+        <w:rPr>
+          <w:rFonts w:ascii="Times New Roman" w:hAnsi="Times New Roman" w:cs="Times New Roman"/>
+          <w:color w:val="333333"/>
+          <w:spacing w:val="-5"/>
+          <w:w w:val="95"/>
+          <w:sz w:val="21"/>
+          <w:szCs w:val="21"/>
+        </w:rPr>
+        <w:t>06</w:t>
+      </w:r>
+    </w:p>
+    <w:p>
+      <w:pPr>
+        <w:pStyle w:val="2"/>
+        <w:tabs>
+          <w:tab w:val="left" w:pos="3670"/>
+        </w:tabs>
+        <w:spacing w:before="130" w:line="340" w:lineRule="exact"/>
+        <w:ind w:left="0" w:firstLineChars="50" w:firstLine="97"/>
+        <w:rPr>
+          <w:rFonts w:ascii="Times New Roman" w:hAnsi="Times New Roman" w:cs="Times New Roman"/>
+          <w:b w:val="0"/>
+          <w:bCs w:val="0"/>
+          <w:sz w:val="21"/>
+          <w:szCs w:val="21"/>
+        </w:rPr>
+      </w:pPr>
+      <w:r>
+        <w:rPr>
+          <w:rFonts w:ascii="Times New Roman" w:hAnsi="Times New Roman" w:cs="Times New Roman"/>
+          <w:b w:val="0"/>
+          <w:bCs w:val="0"/>
+          <w:color w:val="333333"/>
+          <w:spacing w:val="-5"/>
+          <w:w w:val="95"/>
+          <w:sz w:val="21"/>
+          <w:szCs w:val="21"/>
+        </w:rPr>
+        <w:t xml:space="preserve">Department of </w:t>
+      </w:r>
+      <w:r>
+        <w:rPr>
+          <w:rFonts w:ascii="Times New Roman" w:hAnsi="Times New Roman" w:cs="Times New Roman"/>
+          <w:b w:val="0"/>
+          <w:bCs w:val="0"/>
+          <w:color w:val="333333"/>
+          <w:spacing w:val="-5"/>
+          <w:w w:val="95"/>
+          <w:sz w:val="21"/>
+          <w:szCs w:val="21"/>
+        </w:rPr>
+        <w:t>Computing (</w:t>
+      </w:r>
+      <w:r>
+        <w:rPr>
+          <w:rFonts w:ascii="Times New Roman" w:hAnsi="Times New Roman" w:cs="Times New Roman"/>
+          <w:b w:val="0"/>
+          <w:bCs w:val="0"/>
+          <w:color w:val="333333"/>
+          <w:spacing w:val="-5"/>
+          <w:w w:val="95"/>
+          <w:sz w:val="21"/>
+          <w:szCs w:val="21"/>
+        </w:rPr>
+        <w:t>Department of Software)</w:t>
+      </w:r>
+    </w:p>
+    <w:p>
+      <w:pPr>
         <w:pStyle w:val="a5"/>
         <w:numPr>
           <w:ilvl w:val="0"/>
@@ -1319,297 +1563,7 @@
         <w:tabs>
           <w:tab w:val="left" w:pos="405"/>
         </w:tabs>
-        <w:rPr>
-          <w:rFonts w:ascii="Times New Roman" w:hAnsi="Times New Roman" w:cs="Times New Roman"/>
-          <w:sz w:val="21"/>
-          <w:szCs w:val="21"/>
-        </w:rPr>
-      </w:pPr>
-      <w:r>
-        <w:rPr>
-          <w:rFonts w:ascii="Times New Roman" w:hAnsi="Times New Roman" w:cs="Times New Roman"/>
-          <w:color w:val="545454"/>
-          <w:sz w:val="21"/>
-          <w:szCs w:val="21"/>
-        </w:rPr>
-        <w:t>GPA:</w:t>
-      </w:r>
-      <w:r>
-        <w:rPr>
-          <w:rFonts w:ascii="Times New Roman" w:hAnsi="Times New Roman" w:cs="Times New Roman"/>
-          <w:color w:val="545454"/>
-          <w:spacing w:val="7"/>
-          <w:sz w:val="21"/>
-          <w:szCs w:val="21"/>
-        </w:rPr>
-        <w:t xml:space="preserve"> </w:t>
-      </w:r>
-      <w:r>
-        <w:rPr>
-          <w:rFonts w:ascii="Times New Roman" w:hAnsi="Times New Roman" w:cs="Times New Roman"/>
-          <w:color w:val="545454"/>
-          <w:spacing w:val="7"/>
-          <w:sz w:val="21"/>
-          <w:szCs w:val="21"/>
-        </w:rPr>
-        <w:t>waiting</w:t>
-      </w:r>
-    </w:p>
-    <w:p>
-      <w:pPr>
-        <w:pStyle w:val="2"/>
-        <w:tabs>
-          <w:tab w:val="left" w:pos="3670"/>
-        </w:tabs>
-        <w:spacing w:before="130"/>
-        <w:ind w:left="0" w:firstLineChars="50" w:firstLine="105"/>
-        <w:rPr>
-          <w:rFonts w:ascii="Times New Roman" w:hAnsi="Times New Roman" w:cs="Times New Roman"/>
-          <w:color w:val="333333"/>
-          <w:spacing w:val="-5"/>
-          <w:w w:val="95"/>
-          <w:sz w:val="21"/>
-          <w:szCs w:val="21"/>
-        </w:rPr>
-      </w:pPr>
-      <w:r>
-        <w:rPr>
-          <w:rFonts w:ascii="Times New Roman" w:hAnsi="Times New Roman" w:cs="Times New Roman"/>
-          <w:color w:val="333333"/>
-          <w:sz w:val="21"/>
-          <w:szCs w:val="21"/>
-        </w:rPr>
-        <w:t xml:space="preserve">BSc </w:t>
-      </w:r>
-      <w:r>
-        <w:rPr>
-          <w:rFonts w:ascii="Times New Roman" w:hAnsi="Times New Roman" w:cs="Times New Roman"/>
-          <w:color w:val="333333"/>
-          <w:sz w:val="21"/>
-          <w:szCs w:val="21"/>
-        </w:rPr>
-        <w:t>Software Engineering</w:t>
-      </w:r>
-      <w:r>
-        <w:rPr>
-          <w:rFonts w:ascii="Times New Roman" w:hAnsi="Times New Roman" w:cs="Times New Roman"/>
-          <w:color w:val="333333"/>
-          <w:sz w:val="21"/>
-          <w:szCs w:val="21"/>
-        </w:rPr>
-        <w:t xml:space="preserve">, </w:t>
-      </w:r>
-      <w:r>
-        <w:rPr>
-          <w:rFonts w:ascii="Times New Roman" w:hAnsi="Times New Roman" w:cs="Times New Roman"/>
-          <w:color w:val="333333"/>
-          <w:sz w:val="21"/>
-          <w:szCs w:val="21"/>
-        </w:rPr>
-        <w:t xml:space="preserve">Inner Mongolian University                     </w:t>
-      </w:r>
-      <w:r>
-        <w:rPr>
-          <w:rFonts w:ascii="Times New Roman" w:hAnsi="Times New Roman" w:cs="Times New Roman"/>
-          <w:color w:val="333333"/>
-          <w:sz w:val="21"/>
-          <w:szCs w:val="21"/>
-        </w:rPr>
-        <w:t xml:space="preserve"> </w:t>
-      </w:r>
-      <w:r>
-        <w:rPr>
-          <w:rFonts w:ascii="Times New Roman" w:hAnsi="Times New Roman" w:cs="Times New Roman"/>
-          <w:color w:val="333333"/>
-          <w:sz w:val="21"/>
-          <w:szCs w:val="21"/>
-        </w:rPr>
-        <w:t xml:space="preserve"> </w:t>
-      </w:r>
-      <w:r>
-        <w:rPr>
-          <w:rFonts w:ascii="Times New Roman" w:hAnsi="Times New Roman" w:cs="Times New Roman"/>
-          <w:color w:val="333333"/>
-          <w:sz w:val="21"/>
-          <w:szCs w:val="21"/>
-        </w:rPr>
-        <w:t xml:space="preserve"> </w:t>
-      </w:r>
-      <w:r>
-        <w:rPr>
-          <w:rFonts w:ascii="Times New Roman" w:hAnsi="Times New Roman" w:cs="Times New Roman"/>
-          <w:color w:val="333333"/>
-          <w:sz w:val="21"/>
-          <w:szCs w:val="21"/>
-        </w:rPr>
-        <w:tab/>
-      </w:r>
-      <w:r>
-        <w:rPr>
-          <w:rFonts w:ascii="Times New Roman" w:hAnsi="Times New Roman" w:cs="Times New Roman"/>
-          <w:color w:val="333333"/>
-          <w:sz w:val="21"/>
-          <w:szCs w:val="21"/>
-        </w:rPr>
-        <w:tab/>
-      </w:r>
-      <w:r>
-        <w:rPr>
-          <w:rFonts w:ascii="Times New Roman" w:hAnsi="Times New Roman" w:cs="Times New Roman"/>
-          <w:color w:val="333333"/>
-          <w:sz w:val="21"/>
-          <w:szCs w:val="21"/>
-        </w:rPr>
-        <w:tab/>
-      </w:r>
-      <w:r>
-        <w:rPr>
-          <w:rFonts w:ascii="Times New Roman" w:hAnsi="Times New Roman" w:cs="Times New Roman"/>
-          <w:color w:val="333333"/>
-          <w:sz w:val="21"/>
-          <w:szCs w:val="21"/>
-        </w:rPr>
-        <w:tab/>
-      </w:r>
-      <w:r>
-        <w:rPr>
-          <w:rFonts w:ascii="Times New Roman" w:hAnsi="Times New Roman" w:cs="Times New Roman"/>
-          <w:color w:val="333333"/>
-          <w:sz w:val="21"/>
-          <w:szCs w:val="21"/>
-        </w:rPr>
-        <w:tab/>
-        <w:t xml:space="preserve">      </w:t>
-      </w:r>
-      <w:r>
-        <w:rPr>
-          <w:rFonts w:ascii="Times New Roman" w:hAnsi="Times New Roman" w:cs="Times New Roman"/>
-          <w:color w:val="333333"/>
-          <w:w w:val="95"/>
-          <w:sz w:val="21"/>
-          <w:szCs w:val="21"/>
-        </w:rPr>
-        <w:t>2015-09</w:t>
-      </w:r>
-      <w:r>
-        <w:rPr>
-          <w:rFonts w:ascii="Times New Roman" w:hAnsi="Times New Roman" w:cs="Times New Roman"/>
-          <w:color w:val="333333"/>
-          <w:spacing w:val="14"/>
-          <w:sz w:val="21"/>
-          <w:szCs w:val="21"/>
-        </w:rPr>
-        <w:t xml:space="preserve"> </w:t>
-      </w:r>
-      <w:r>
-        <w:rPr>
-          <w:rFonts w:ascii="Times New Roman" w:hAnsi="Times New Roman" w:cs="Times New Roman"/>
-          <w:color w:val="333333"/>
-          <w:w w:val="95"/>
-          <w:sz w:val="21"/>
-          <w:szCs w:val="21"/>
-        </w:rPr>
-        <w:t>~</w:t>
-      </w:r>
-      <w:r>
-        <w:rPr>
-          <w:rFonts w:ascii="Times New Roman" w:hAnsi="Times New Roman" w:cs="Times New Roman"/>
-          <w:color w:val="333333"/>
-          <w:spacing w:val="16"/>
-          <w:sz w:val="21"/>
-          <w:szCs w:val="21"/>
-        </w:rPr>
-        <w:t xml:space="preserve"> </w:t>
-      </w:r>
-      <w:r>
-        <w:rPr>
-          <w:rFonts w:ascii="Times New Roman" w:hAnsi="Times New Roman" w:cs="Times New Roman"/>
-          <w:color w:val="333333"/>
-          <w:w w:val="95"/>
-          <w:sz w:val="21"/>
-          <w:szCs w:val="21"/>
-        </w:rPr>
-        <w:t>2019-</w:t>
-      </w:r>
-      <w:r>
-        <w:rPr>
-          <w:rFonts w:ascii="Times New Roman" w:hAnsi="Times New Roman" w:cs="Times New Roman"/>
-          <w:color w:val="333333"/>
-          <w:spacing w:val="-5"/>
-          <w:w w:val="95"/>
-          <w:sz w:val="21"/>
-          <w:szCs w:val="21"/>
-        </w:rPr>
-        <w:t>06</w:t>
-      </w:r>
-    </w:p>
-    <w:p>
-      <w:pPr>
-        <w:pStyle w:val="2"/>
-        <w:tabs>
-          <w:tab w:val="left" w:pos="3670"/>
-        </w:tabs>
-        <w:spacing w:before="130" w:line="340" w:lineRule="exact"/>
-        <w:ind w:left="0" w:firstLineChars="50" w:firstLine="97"/>
-        <w:rPr>
-          <w:rFonts w:ascii="Times New Roman" w:hAnsi="Times New Roman" w:cs="Times New Roman"/>
-          <w:b w:val="0"/>
-          <w:bCs w:val="0"/>
-          <w:sz w:val="21"/>
-          <w:szCs w:val="21"/>
-        </w:rPr>
-      </w:pPr>
-      <w:r>
-        <w:rPr>
-          <w:rFonts w:ascii="Times New Roman" w:hAnsi="Times New Roman" w:cs="Times New Roman"/>
-          <w:b w:val="0"/>
-          <w:bCs w:val="0"/>
-          <w:color w:val="333333"/>
-          <w:spacing w:val="-5"/>
-          <w:w w:val="95"/>
-          <w:sz w:val="21"/>
-          <w:szCs w:val="21"/>
-        </w:rPr>
-        <w:t xml:space="preserve">Department of </w:t>
-      </w:r>
-      <w:r>
-        <w:rPr>
-          <w:rFonts w:ascii="Times New Roman" w:hAnsi="Times New Roman" w:cs="Times New Roman"/>
-          <w:b w:val="0"/>
-          <w:bCs w:val="0"/>
-          <w:color w:val="333333"/>
-          <w:spacing w:val="-5"/>
-          <w:w w:val="95"/>
-          <w:sz w:val="21"/>
-          <w:szCs w:val="21"/>
-        </w:rPr>
-        <w:t>Computing (</w:t>
-      </w:r>
-      <w:r>
-        <w:rPr>
-          <w:rFonts w:ascii="Times New Roman" w:hAnsi="Times New Roman" w:cs="Times New Roman"/>
-          <w:b w:val="0"/>
-          <w:bCs w:val="0"/>
-          <w:color w:val="333333"/>
-          <w:spacing w:val="-5"/>
-          <w:w w:val="95"/>
-          <w:sz w:val="21"/>
-          <w:szCs w:val="21"/>
-        </w:rPr>
-        <w:t>Department of Software)</w:t>
-      </w:r>
-    </w:p>
-    <w:p>
-      <w:pPr>
-        <w:pStyle w:val="a5"/>
-        <w:numPr>
-          <w:ilvl w:val="0"/>
-          <w:numId w:val="1"/>
-        </w:numPr>
-        <w:tabs>
-          <w:tab w:val="left" w:pos="405"/>
-        </w:tabs>
-        <w:spacing w:before="39"/>
+        <w:spacing w:before="39" w:afterLines="100" w:after="240"/>
         <w:ind w:left="403" w:hanging="193"/>
         <w:jc w:val="both"/>
         <w:rPr>
@@ -1776,92 +1730,6 @@
           <w:szCs w:val="21"/>
         </w:rPr>
         <w:t xml:space="preserve"> etc.</w:t>
-      </w:r>
-    </w:p>
-    <w:p>
-      <w:pPr>
-        <w:pStyle w:val="a5"/>
-        <w:numPr>
-          <w:ilvl w:val="0"/>
-          <w:numId w:val="1"/>
-        </w:numPr>
-        <w:tabs>
-          <w:tab w:val="left" w:pos="405"/>
-        </w:tabs>
-        <w:rPr>
-          <w:rFonts w:ascii="Times New Roman" w:hAnsi="Times New Roman" w:cs="Times New Roman"/>
-          <w:color w:val="000000" w:themeColor="text1"/>
-          <w:sz w:val="21"/>
-          <w:szCs w:val="21"/>
-        </w:rPr>
-      </w:pPr>
-      <w:r>
-        <w:rPr>
-          <w:rFonts w:ascii="Times New Roman" w:hAnsi="Times New Roman" w:cs="Times New Roman"/>
-          <w:color w:val="000000" w:themeColor="text1"/>
-          <w:sz w:val="21"/>
-          <w:szCs w:val="21"/>
-        </w:rPr>
-        <w:t>GPA</w:t>
-      </w:r>
-      <w:r>
-        <w:rPr>
-          <w:rFonts w:ascii="Times New Roman" w:hAnsi="Times New Roman" w:cs="Times New Roman"/>
-          <w:color w:val="000000" w:themeColor="text1"/>
-          <w:sz w:val="21"/>
-          <w:szCs w:val="21"/>
-        </w:rPr>
-        <w:t>：</w:t>
-      </w:r>
-      <w:r>
-        <w:rPr>
-          <w:rFonts w:ascii="Times New Roman" w:hAnsi="Times New Roman" w:cs="Times New Roman"/>
-          <w:color w:val="000000" w:themeColor="text1"/>
-          <w:spacing w:val="10"/>
-          <w:sz w:val="21"/>
-          <w:szCs w:val="21"/>
-        </w:rPr>
-        <w:t xml:space="preserve"> </w:t>
-      </w:r>
-      <w:r>
-        <w:rPr>
-          <w:rFonts w:ascii="Times New Roman" w:hAnsi="Times New Roman" w:cs="Times New Roman"/>
-          <w:color w:val="000000" w:themeColor="text1"/>
-          <w:spacing w:val="-2"/>
-          <w:sz w:val="21"/>
-          <w:szCs w:val="21"/>
-        </w:rPr>
-        <w:t>3</w:t>
-      </w:r>
-      <w:r>
-        <w:rPr>
-          <w:rFonts w:ascii="Times New Roman" w:hAnsi="Times New Roman" w:cs="Times New Roman"/>
-          <w:color w:val="000000" w:themeColor="text1"/>
-          <w:spacing w:val="-2"/>
-          <w:sz w:val="21"/>
-          <w:szCs w:val="21"/>
-        </w:rPr>
-        <w:t>.0</w:t>
-      </w:r>
-      <w:r>
-        <w:rPr>
-          <w:rFonts w:ascii="Times New Roman" w:hAnsi="Times New Roman" w:cs="Times New Roman"/>
-          <w:color w:val="000000" w:themeColor="text1"/>
-          <w:spacing w:val="-2"/>
-          <w:sz w:val="21"/>
-          <w:szCs w:val="21"/>
-        </w:rPr>
-        <w:t>/4</w:t>
-      </w:r>
-      <w:r>
-        <w:rPr>
-          <w:rFonts w:ascii="Times New Roman" w:hAnsi="Times New Roman" w:cs="Times New Roman"/>
-          <w:color w:val="000000" w:themeColor="text1"/>
-          <w:spacing w:val="-2"/>
-          <w:sz w:val="21"/>
-          <w:szCs w:val="21"/>
-        </w:rPr>
-        <w:t>.0</w:t>
       </w:r>
     </w:p>
     <w:p>
@@ -1954,7 +1822,16 @@
           <w:sz w:val="21"/>
           <w:szCs w:val="21"/>
         </w:rPr>
-        <w:t xml:space="preserve">Instance Segmentation in 3D Space Based on Deep Neural Networks                       </w:t>
+        <w:t>OMG: 3D Scene Geometry Decomposition and Manipulation from 2D Images</w:t>
+      </w:r>
+      <w:r>
+        <w:rPr>
+          <w:rFonts w:ascii="Times New Roman" w:hAnsi="Times New Roman" w:cs="Times New Roman"/>
+          <w:color w:val="000000" w:themeColor="text1"/>
+          <w:sz w:val="21"/>
+          <w:szCs w:val="21"/>
+        </w:rPr>
+        <w:t xml:space="preserve">                      </w:t>
       </w:r>
       <w:r>
         <w:rPr>
@@ -1973,17 +1850,7 @@
           <w:szCs w:val="21"/>
         </w:rPr>
         <w:tab/>
-        <w:t xml:space="preserve">        </w:t>
-      </w:r>
-      <w:r>
-        <w:rPr>
-          <w:rFonts w:ascii="Times New Roman" w:hAnsi="Times New Roman" w:cs="Times New Roman"/>
-          <w:color w:val="333333"/>
-          <w:sz w:val="21"/>
-          <w:szCs w:val="21"/>
-        </w:rPr>
-        <w:tab/>
-        <w:t xml:space="preserve">   </w:t>
+        <w:t xml:space="preserve">       </w:t>
       </w:r>
       <w:r>
         <w:rPr>
@@ -2409,7 +2276,23 @@
           <w:sz w:val="21"/>
           <w:szCs w:val="21"/>
         </w:rPr>
-        <w:t>Constructed a new dataset for accuracy evaluation of edit operations through modeling tools Blender and Unity.</w:t>
+        <w:t xml:space="preserve">Constructed a new dataset for </w:t>
+      </w:r>
+      <w:r>
+        <w:rPr>
+          <w:rFonts w:ascii="Times New Roman" w:hAnsi="Times New Roman" w:cs="Times New Roman"/>
+          <w:sz w:val="21"/>
+          <w:szCs w:val="21"/>
+        </w:rPr>
+        <w:t>the accurate</w:t>
+      </w:r>
+      <w:r>
+        <w:rPr>
+          <w:rFonts w:ascii="Times New Roman" w:hAnsi="Times New Roman" w:cs="Times New Roman"/>
+          <w:sz w:val="21"/>
+          <w:szCs w:val="21"/>
+        </w:rPr>
+        <w:t xml:space="preserve"> evaluation of edit operations through modeling tools Blender and Unity.</w:t>
       </w:r>
     </w:p>
     <w:p>
@@ -3132,7 +3015,16 @@
           <w:sz w:val="21"/>
           <w:szCs w:val="21"/>
         </w:rPr>
-        <w:t>end and the back end, including the logical layout of the front-end block code, the front-end text interaction based on the Jason format of Ajax, and the Java-based Implemented back-end services, etc.</w:t>
+        <w:t xml:space="preserve">and </w:t>
+      </w:r>
+      <w:r>
+        <w:rPr>
+          <w:rFonts w:ascii="Times New Roman" w:hAnsi="Times New Roman" w:cs="Times New Roman"/>
+          <w:color w:val="000000" w:themeColor="text1"/>
+          <w:sz w:val="21"/>
+          <w:szCs w:val="21"/>
+        </w:rPr>
+        <w:t>back end, including the logical layout of the front-end block code, the front-end text interaction based on the Jason format of Ajax, and the Java-based Implemented back-end services, etc.</w:t>
       </w:r>
     </w:p>
     <w:p>
@@ -3263,7 +3155,25 @@
           <w:sz w:val="21"/>
           <w:szCs w:val="21"/>
         </w:rPr>
-        <w:t xml:space="preserve">olid background in development software, including Python, </w:t>
+        <w:t xml:space="preserve">olid background in </w:t>
+      </w:r>
+      <w:r>
+        <w:rPr>
+          <w:rFonts w:ascii="Times New Roman" w:hAnsi="Times New Roman" w:cs="Times New Roman"/>
+          <w:color w:val="000000" w:themeColor="text1"/>
+          <w:sz w:val="21"/>
+          <w:szCs w:val="21"/>
+        </w:rPr>
+        <w:t>developing</w:t>
+      </w:r>
+      <w:r>
+        <w:rPr>
+          <w:rFonts w:ascii="Times New Roman" w:hAnsi="Times New Roman" w:cs="Times New Roman"/>
+          <w:color w:val="000000" w:themeColor="text1"/>
+          <w:sz w:val="21"/>
+          <w:szCs w:val="21"/>
+        </w:rPr>
+        <w:t xml:space="preserve"> software, including Python, </w:t>
       </w:r>
       <w:r>
         <w:rPr>
@@ -3312,7 +3222,6 @@
           <w:sz w:val="21"/>
           <w:szCs w:val="21"/>
         </w:rPr>
-        <w:lastRenderedPageBreak/>
         <w:t>P</w:t>
       </w:r>
       <w:r>

--- a/assets/CVs/ChenLu_CV(English).docx
+++ b/assets/CVs/ChenLu_CV(English).docx
@@ -1934,68 +1934,99 @@
         <w:tabs>
           <w:tab w:val="left" w:pos="405"/>
         </w:tabs>
-        <w:ind w:left="403" w:hanging="193"/>
-        <w:rPr>
-          <w:rFonts w:ascii="Times New Roman" w:hAnsi="Times New Roman" w:cs="Times New Roman"/>
-          <w:sz w:val="21"/>
-          <w:szCs w:val="21"/>
-        </w:rPr>
-      </w:pPr>
-      <w:r>
-        <w:rPr>
-          <w:rFonts w:ascii="Times New Roman" w:hAnsi="Times New Roman" w:cs="Times New Roman"/>
-          <w:sz w:val="21"/>
-          <w:szCs w:val="21"/>
-        </w:rPr>
-        <w:t xml:space="preserve">Reproduced two fundamental papers in the field of 3D reconstruction: ECCV 2020 Paper “NERF: </w:t>
-      </w:r>
-      <w:r>
-        <w:rPr>
-          <w:rFonts w:ascii="Times New Roman" w:hAnsi="Times New Roman" w:cs="Times New Roman"/>
-          <w:sz w:val="21"/>
-          <w:szCs w:val="21"/>
-        </w:rPr>
-        <w:t>Neural Radiance Fields</w:t>
-      </w:r>
-      <w:r>
-        <w:rPr>
-          <w:rFonts w:ascii="Times New Roman" w:hAnsi="Times New Roman" w:cs="Times New Roman"/>
-          <w:sz w:val="21"/>
-          <w:szCs w:val="21"/>
-        </w:rPr>
-        <w:t>” to reconstruct indoor scenes; ICCV 2021 Paper “</w:t>
-      </w:r>
-      <w:r>
-        <w:rPr>
-          <w:rFonts w:ascii="Times New Roman" w:hAnsi="Times New Roman" w:cs="Times New Roman"/>
-          <w:sz w:val="21"/>
-          <w:szCs w:val="21"/>
-        </w:rPr>
-        <w:t>Semantic-NeRF</w:t>
-      </w:r>
-      <w:r>
-        <w:rPr>
-          <w:rFonts w:ascii="Times New Roman" w:hAnsi="Times New Roman" w:cs="Times New Roman"/>
-          <w:sz w:val="21"/>
-          <w:szCs w:val="21"/>
-        </w:rPr>
-        <w:t xml:space="preserve">: </w:t>
-      </w:r>
-      <w:r>
-        <w:rPr>
-          <w:rFonts w:ascii="Times New Roman" w:hAnsi="Times New Roman" w:cs="Times New Roman"/>
-          <w:sz w:val="21"/>
-          <w:szCs w:val="21"/>
-        </w:rPr>
-        <w:t>Semantic Neural Radiance Fields</w:t>
-      </w:r>
-      <w:r>
-        <w:rPr>
-          <w:rFonts w:ascii="Times New Roman" w:hAnsi="Times New Roman" w:cs="Times New Roman"/>
-          <w:sz w:val="21"/>
-          <w:szCs w:val="21"/>
-        </w:rPr>
-        <w:t xml:space="preserve">” to accomplish semantic understanding. </w:t>
+        <w:rPr>
+          <w:rFonts w:ascii="Times New Roman" w:hAnsi="Times New Roman" w:cs="Times New Roman"/>
+          <w:sz w:val="21"/>
+          <w:szCs w:val="21"/>
+        </w:rPr>
+      </w:pPr>
+      <w:r>
+        <w:rPr>
+          <w:rFonts w:ascii="Times New Roman" w:hAnsi="Times New Roman" w:cs="Times New Roman"/>
+          <w:sz w:val="21"/>
+          <w:szCs w:val="21"/>
+        </w:rPr>
+        <w:t>We used the most popular 3D reconstruction method Neural Radiance Fields to reconstruct indoor</w:t>
+      </w:r>
+      <w:r>
+        <w:rPr>
+          <w:rFonts w:ascii="Times New Roman" w:hAnsi="Times New Roman" w:cs="Times New Roman"/>
+          <w:sz w:val="21"/>
+          <w:szCs w:val="21"/>
+        </w:rPr>
+        <w:t xml:space="preserve"> </w:t>
+      </w:r>
+      <w:r>
+        <w:rPr>
+          <w:rFonts w:ascii="Times New Roman" w:hAnsi="Times New Roman" w:cs="Times New Roman"/>
+          <w:sz w:val="21"/>
+          <w:szCs w:val="21"/>
+        </w:rPr>
+        <w:t>scenes, we want to freely manipulate any specified 3D object shape. Firstly, we segment objects</w:t>
+      </w:r>
+      <w:r>
+        <w:rPr>
+          <w:rFonts w:ascii="Times New Roman" w:hAnsi="Times New Roman" w:cs="Times New Roman"/>
+          <w:sz w:val="21"/>
+          <w:szCs w:val="21"/>
+        </w:rPr>
+        <w:t xml:space="preserve"> </w:t>
+      </w:r>
+      <w:r>
+        <w:rPr>
+          <w:rFonts w:ascii="Times New Roman" w:hAnsi="Times New Roman" w:cs="Times New Roman"/>
+          <w:sz w:val="21"/>
+          <w:szCs w:val="21"/>
+        </w:rPr>
+        <w:t>that are annotated instance labels respectively in 3D space (aka Decomposing), then we design a</w:t>
+      </w:r>
+      <w:r>
+        <w:rPr>
+          <w:rFonts w:ascii="Times New Roman" w:hAnsi="Times New Roman" w:cs="Times New Roman"/>
+          <w:sz w:val="21"/>
+          <w:szCs w:val="21"/>
+        </w:rPr>
+        <w:t xml:space="preserve"> </w:t>
+      </w:r>
+      <w:r>
+        <w:rPr>
+          <w:rFonts w:ascii="Times New Roman" w:hAnsi="Times New Roman" w:cs="Times New Roman"/>
+          <w:sz w:val="21"/>
+          <w:szCs w:val="21"/>
+        </w:rPr>
+        <w:t xml:space="preserve">set of </w:t>
+      </w:r>
+      <w:r>
+        <w:rPr>
+          <w:rFonts w:ascii="Times New Roman" w:hAnsi="Times New Roman" w:cs="Times New Roman"/>
+          <w:sz w:val="21"/>
+          <w:szCs w:val="21"/>
+        </w:rPr>
+        <w:t>algorithms</w:t>
+      </w:r>
+      <w:r>
+        <w:rPr>
+          <w:rFonts w:ascii="Times New Roman" w:hAnsi="Times New Roman" w:cs="Times New Roman"/>
+          <w:sz w:val="21"/>
+          <w:szCs w:val="21"/>
+        </w:rPr>
+        <w:t xml:space="preserve"> to manipulate objects including scale up, scale down, object coordinate</w:t>
+      </w:r>
+      <w:r>
+        <w:rPr>
+          <w:rFonts w:ascii="Times New Roman" w:hAnsi="Times New Roman" w:cs="Times New Roman"/>
+          <w:sz w:val="21"/>
+          <w:szCs w:val="21"/>
+        </w:rPr>
+        <w:t xml:space="preserve"> </w:t>
+      </w:r>
+      <w:r>
+        <w:rPr>
+          <w:rFonts w:ascii="Times New Roman" w:hAnsi="Times New Roman" w:cs="Times New Roman"/>
+          <w:sz w:val="21"/>
+          <w:szCs w:val="21"/>
+        </w:rPr>
+        <w:t>rotation, world coordinate rotation, translation (aka Manipulation).</w:t>
       </w:r>
     </w:p>
     <w:p>
@@ -2017,101 +2048,75 @@
       </w:pPr>
       <w:r>
         <w:rPr>
-          <w:rFonts w:ascii="Times New Roman" w:hAnsi="Times New Roman" w:cs="Times New Roman" w:hint="eastAsia"/>
-          <w:sz w:val="21"/>
-          <w:szCs w:val="21"/>
-        </w:rPr>
-        <w:t>P</w:t>
-      </w:r>
-      <w:r>
-        <w:rPr>
-          <w:rFonts w:ascii="Times New Roman" w:hAnsi="Times New Roman" w:cs="Times New Roman"/>
-          <w:sz w:val="21"/>
-          <w:szCs w:val="21"/>
-        </w:rPr>
-        <w:t>roposed a novel architecture “</w:t>
-      </w:r>
-      <w:r>
-        <w:rPr>
-          <w:rFonts w:ascii="Times New Roman" w:hAnsi="Times New Roman" w:cs="Times New Roman"/>
-          <w:color w:val="000000" w:themeColor="text1"/>
-          <w:sz w:val="21"/>
-          <w:szCs w:val="21"/>
-        </w:rPr>
-        <w:t>Instance-NeRF</w:t>
-      </w:r>
-      <w:r>
-        <w:rPr>
-          <w:rFonts w:ascii="Times New Roman" w:hAnsi="Times New Roman" w:cs="Times New Roman"/>
-          <w:color w:val="000000" w:themeColor="text1"/>
-          <w:sz w:val="21"/>
-          <w:szCs w:val="21"/>
-        </w:rPr>
-        <w:t xml:space="preserve">: </w:t>
-      </w:r>
-      <w:r>
-        <w:rPr>
-          <w:rFonts w:ascii="Times New Roman" w:hAnsi="Times New Roman" w:cs="Times New Roman"/>
-          <w:color w:val="000000" w:themeColor="text1"/>
-          <w:sz w:val="21"/>
-          <w:szCs w:val="21"/>
-        </w:rPr>
-        <w:t>Instance Neural Radiance Fields</w:t>
-      </w:r>
-      <w:r>
-        <w:rPr>
-          <w:rFonts w:ascii="Times New Roman" w:hAnsi="Times New Roman" w:cs="Times New Roman"/>
-          <w:sz w:val="21"/>
-          <w:szCs w:val="21"/>
-        </w:rPr>
-        <w:t xml:space="preserve">”, realizing 3D object understanding and reconstruction of indoor scenes, on </w:t>
-      </w:r>
-      <w:r>
-        <w:rPr>
-          <w:rFonts w:ascii="Times New Roman" w:hAnsi="Times New Roman" w:cs="Times New Roman"/>
-          <w:color w:val="000000" w:themeColor="text1"/>
-          <w:sz w:val="21"/>
-          <w:szCs w:val="21"/>
-        </w:rPr>
-        <w:t>Hypersim</w:t>
-      </w:r>
-      <w:r>
-        <w:rPr>
-          <w:rFonts w:ascii="Times New Roman" w:hAnsi="Times New Roman" w:cs="Times New Roman"/>
-          <w:color w:val="000000" w:themeColor="text1"/>
-          <w:sz w:val="21"/>
-          <w:szCs w:val="21"/>
-        </w:rPr>
-        <w:t xml:space="preserve"> and</w:t>
-      </w:r>
-      <w:r>
-        <w:rPr>
-          <w:rFonts w:ascii="Times New Roman" w:hAnsi="Times New Roman" w:cs="Times New Roman"/>
-          <w:color w:val="000000" w:themeColor="text1"/>
+          <w:rFonts w:ascii="Times New Roman" w:hAnsi="Times New Roman" w:cs="Times New Roman"/>
+          <w:sz w:val="21"/>
+          <w:szCs w:val="21"/>
+        </w:rPr>
+        <w:t xml:space="preserve">The contribution of this paper is I did almost all the coding </w:t>
+      </w:r>
+      <w:r>
+        <w:rPr>
+          <w:rFonts w:ascii="Times New Roman" w:hAnsi="Times New Roman" w:cs="Times New Roman"/>
+          <w:sz w:val="21"/>
+          <w:szCs w:val="21"/>
+        </w:rPr>
+        <w:t>work</w:t>
+      </w:r>
+      <w:r>
+        <w:rPr>
+          <w:rFonts w:ascii="Times New Roman" w:hAnsi="Times New Roman" w:cs="Times New Roman"/>
+          <w:sz w:val="21"/>
+          <w:szCs w:val="21"/>
+        </w:rPr>
+        <w:t xml:space="preserve">, including </w:t>
+      </w:r>
+      <w:r>
+        <w:rPr>
+          <w:rFonts w:ascii="Times New Roman" w:hAnsi="Times New Roman" w:cs="Times New Roman"/>
+          <w:sz w:val="21"/>
+          <w:szCs w:val="21"/>
+        </w:rPr>
+        <w:t>implementing</w:t>
+      </w:r>
+      <w:r>
+        <w:rPr>
+          <w:rFonts w:ascii="Times New Roman" w:hAnsi="Times New Roman" w:cs="Times New Roman"/>
+          <w:sz w:val="21"/>
+          <w:szCs w:val="21"/>
+        </w:rPr>
+        <w:t xml:space="preserve"> the</w:t>
+      </w:r>
+      <w:r>
+        <w:rPr>
+          <w:rFonts w:ascii="Times New Roman" w:hAnsi="Times New Roman" w:cs="Times New Roman"/>
           <w:sz w:val="21"/>
           <w:szCs w:val="21"/>
         </w:rPr>
         <w:t xml:space="preserve"> </w:t>
       </w:r>
-      <w:proofErr w:type="spellStart"/>
-      <w:r>
-        <w:rPr>
-          <w:rFonts w:ascii="Times New Roman" w:hAnsi="Times New Roman" w:cs="Times New Roman"/>
-          <w:color w:val="000000" w:themeColor="text1"/>
-          <w:sz w:val="21"/>
-          <w:szCs w:val="21"/>
-        </w:rPr>
-        <w:t>ScanNet</w:t>
-      </w:r>
-      <w:proofErr w:type="spellEnd"/>
-      <w:r>
-        <w:rPr>
-          <w:rFonts w:ascii="Times New Roman" w:hAnsi="Times New Roman" w:cs="Times New Roman"/>
-          <w:color w:val="000000" w:themeColor="text1"/>
-          <w:sz w:val="21"/>
-          <w:szCs w:val="21"/>
-        </w:rPr>
-        <w:t xml:space="preserve"> datasets.</w:t>
+      <w:r>
+        <w:rPr>
+          <w:rFonts w:ascii="Times New Roman" w:hAnsi="Times New Roman" w:cs="Times New Roman"/>
+          <w:sz w:val="21"/>
+          <w:szCs w:val="21"/>
+        </w:rPr>
+        <w:t>I</w:t>
+      </w:r>
+      <w:r>
+        <w:rPr>
+          <w:rFonts w:ascii="Times New Roman" w:hAnsi="Times New Roman" w:cs="Times New Roman"/>
+          <w:sz w:val="21"/>
+          <w:szCs w:val="21"/>
+        </w:rPr>
+        <w:t xml:space="preserve">nstance-NeRF core </w:t>
+      </w:r>
+      <w:r>
+        <w:rPr>
+          <w:rFonts w:ascii="Times New Roman" w:hAnsi="Times New Roman" w:cs="Times New Roman"/>
+          <w:sz w:val="21"/>
+          <w:szCs w:val="21"/>
+        </w:rPr>
+        <w:t>algorithm, running all the quantity and quality results described in the paper, meanwhile, designing, creating, and sampling a new synthetic dataset for indoor scene manipulation using bender.</w:t>
       </w:r>
     </w:p>
     <w:p>
@@ -2133,192 +2138,19 @@
       </w:pPr>
       <w:r>
         <w:rPr>
-          <w:rFonts w:ascii="Times New Roman" w:hAnsi="Times New Roman" w:cs="Times New Roman" w:hint="eastAsia"/>
-          <w:sz w:val="21"/>
-          <w:szCs w:val="21"/>
-        </w:rPr>
-        <w:t>U</w:t>
-      </w:r>
-      <w:r>
-        <w:rPr>
-          <w:rFonts w:ascii="Times New Roman" w:hAnsi="Times New Roman" w:cs="Times New Roman"/>
-          <w:sz w:val="21"/>
-          <w:szCs w:val="21"/>
-        </w:rPr>
-        <w:t>tilized weakly supervised and unsupervised learning t</w:t>
-      </w:r>
-      <w:r>
-        <w:rPr>
-          <w:rFonts w:ascii="Times New Roman" w:hAnsi="Times New Roman" w:cs="Times New Roman"/>
-          <w:sz w:val="21"/>
-          <w:szCs w:val="21"/>
-        </w:rPr>
-        <w:t xml:space="preserve">o </w:t>
-      </w:r>
-      <w:r>
-        <w:rPr>
-          <w:rFonts w:ascii="Times New Roman" w:hAnsi="Times New Roman" w:cs="Times New Roman"/>
-          <w:sz w:val="21"/>
-          <w:szCs w:val="21"/>
-        </w:rPr>
-        <w:t xml:space="preserve">decrease the </w:t>
-      </w:r>
-      <w:r>
-        <w:rPr>
-          <w:rFonts w:ascii="Times New Roman" w:hAnsi="Times New Roman" w:cs="Times New Roman" w:hint="eastAsia"/>
-          <w:sz w:val="21"/>
-          <w:szCs w:val="21"/>
-        </w:rPr>
-        <w:t>cost</w:t>
-      </w:r>
-      <w:r>
-        <w:rPr>
-          <w:rFonts w:ascii="Times New Roman" w:hAnsi="Times New Roman" w:cs="Times New Roman"/>
-          <w:sz w:val="21"/>
-          <w:szCs w:val="21"/>
-        </w:rPr>
-        <w:t xml:space="preserve"> of</w:t>
-      </w:r>
-      <w:r>
-        <w:rPr>
-          <w:rFonts w:ascii="Times New Roman" w:hAnsi="Times New Roman" w:cs="Times New Roman"/>
-          <w:sz w:val="21"/>
-          <w:szCs w:val="21"/>
-        </w:rPr>
-        <w:t xml:space="preserve"> labeling works.</w:t>
-      </w:r>
-    </w:p>
-    <w:p>
-      <w:pPr>
-        <w:pStyle w:val="a5"/>
-        <w:numPr>
-          <w:ilvl w:val="0"/>
-          <w:numId w:val="1"/>
-        </w:numPr>
-        <w:tabs>
-          <w:tab w:val="left" w:pos="405"/>
-        </w:tabs>
-        <w:ind w:left="403" w:hanging="193"/>
-        <w:rPr>
-          <w:rFonts w:ascii="Times New Roman" w:hAnsi="Times New Roman" w:cs="Times New Roman"/>
-          <w:sz w:val="21"/>
-          <w:szCs w:val="21"/>
-        </w:rPr>
-      </w:pPr>
-      <w:r>
-        <w:rPr>
-          <w:rFonts w:ascii="Times New Roman" w:hAnsi="Times New Roman" w:cs="Times New Roman"/>
-          <w:sz w:val="21"/>
-          <w:szCs w:val="21"/>
-        </w:rPr>
-        <w:t xml:space="preserve">Achieved editor operations of </w:t>
-      </w:r>
-      <w:r>
-        <w:rPr>
-          <w:rFonts w:ascii="Times New Roman" w:hAnsi="Times New Roman" w:cs="Times New Roman"/>
-          <w:i/>
-          <w:iCs/>
-          <w:sz w:val="21"/>
-          <w:szCs w:val="21"/>
-        </w:rPr>
-        <w:t xml:space="preserve">shift, </w:t>
-      </w:r>
-      <w:r>
-        <w:rPr>
-          <w:rFonts w:ascii="Times New Roman" w:hAnsi="Times New Roman" w:cs="Times New Roman"/>
-          <w:i/>
-          <w:iCs/>
-          <w:color w:val="000000" w:themeColor="text1"/>
-          <w:sz w:val="21"/>
-          <w:szCs w:val="21"/>
-        </w:rPr>
-        <w:t>self-rotation, scale, and world rotation</w:t>
-      </w:r>
-      <w:r>
-        <w:rPr>
-          <w:rFonts w:ascii="Times New Roman" w:hAnsi="Times New Roman" w:cs="Times New Roman"/>
-          <w:color w:val="000000" w:themeColor="text1"/>
-          <w:sz w:val="21"/>
-          <w:szCs w:val="21"/>
-        </w:rPr>
-        <w:t xml:space="preserve"> for recognized instances in the 3D indoor scene</w:t>
-      </w:r>
-      <w:r>
-        <w:rPr>
-          <w:rFonts w:ascii="Times New Roman" w:hAnsi="Times New Roman" w:cs="Times New Roman"/>
-          <w:color w:val="000000" w:themeColor="text1"/>
-          <w:sz w:val="21"/>
-          <w:szCs w:val="21"/>
-        </w:rPr>
-        <w:t>.</w:t>
-      </w:r>
-    </w:p>
-    <w:p>
-      <w:pPr>
-        <w:pStyle w:val="a5"/>
-        <w:numPr>
-          <w:ilvl w:val="0"/>
-          <w:numId w:val="1"/>
-        </w:numPr>
-        <w:tabs>
-          <w:tab w:val="left" w:pos="405"/>
-        </w:tabs>
-        <w:ind w:left="403" w:hanging="193"/>
-        <w:rPr>
-          <w:rFonts w:ascii="Times New Roman" w:hAnsi="Times New Roman" w:cs="Times New Roman"/>
-          <w:sz w:val="21"/>
-          <w:szCs w:val="21"/>
-        </w:rPr>
-      </w:pPr>
-      <w:r>
-        <w:rPr>
-          <w:rFonts w:ascii="Times New Roman" w:hAnsi="Times New Roman" w:cs="Times New Roman"/>
-          <w:sz w:val="21"/>
-          <w:szCs w:val="21"/>
-        </w:rPr>
-        <w:t xml:space="preserve">Constructed a new dataset for </w:t>
-      </w:r>
-      <w:r>
-        <w:rPr>
-          <w:rFonts w:ascii="Times New Roman" w:hAnsi="Times New Roman" w:cs="Times New Roman"/>
-          <w:sz w:val="21"/>
-          <w:szCs w:val="21"/>
-        </w:rPr>
-        <w:t>the accurate</w:t>
-      </w:r>
-      <w:r>
-        <w:rPr>
-          <w:rFonts w:ascii="Times New Roman" w:hAnsi="Times New Roman" w:cs="Times New Roman"/>
-          <w:sz w:val="21"/>
-          <w:szCs w:val="21"/>
-        </w:rPr>
-        <w:t xml:space="preserve"> evaluation of edit operations through modeling tools Blender and Unity.</w:t>
-      </w:r>
-    </w:p>
-    <w:p>
-      <w:pPr>
-        <w:pStyle w:val="a5"/>
-        <w:numPr>
-          <w:ilvl w:val="0"/>
-          <w:numId w:val="1"/>
-        </w:numPr>
-        <w:tabs>
-          <w:tab w:val="left" w:pos="405"/>
-        </w:tabs>
-        <w:ind w:left="403" w:hanging="193"/>
-        <w:rPr>
-          <w:rFonts w:ascii="Times New Roman" w:hAnsi="Times New Roman" w:cs="Times New Roman"/>
-          <w:sz w:val="21"/>
-          <w:szCs w:val="21"/>
-        </w:rPr>
-      </w:pPr>
-      <w:r>
-        <w:rPr>
           <w:rFonts w:ascii="Times New Roman" w:hAnsi="Times New Roman" w:cs="Times New Roman"/>
           <w:sz w:val="21"/>
           <w:szCs w:val="21"/>
         </w:rPr>
         <w:t>Experiment Demo Link:</w:t>
+      </w:r>
+      <w:r>
+        <w:rPr>
+          <w:rFonts w:ascii="Times New Roman" w:hAnsi="Times New Roman" w:cs="Times New Roman"/>
+          <w:sz w:val="21"/>
+          <w:szCs w:val="21"/>
+        </w:rPr>
+        <w:t xml:space="preserve"> </w:t>
       </w:r>
     </w:p>
     <w:p>

--- a/assets/CVs/ChenLu_CV(English).docx
+++ b/assets/CVs/ChenLu_CV(English).docx
@@ -2116,7 +2116,23 @@
           <w:sz w:val="21"/>
           <w:szCs w:val="21"/>
         </w:rPr>
-        <w:t>algorithm, running all the quantity and quality results described in the paper, meanwhile, designing, creating, and sampling a new synthetic dataset for indoor scene manipulation using bender.</w:t>
+        <w:t>algorithm, running all the quantity and quality results described in the paper, meanwhile, designing, creating, and sampling a new synthetic dataset for indoor scene manipulation using b</w:t>
+      </w:r>
+      <w:r>
+        <w:rPr>
+          <w:rFonts w:ascii="Times New Roman" w:hAnsi="Times New Roman" w:cs="Times New Roman"/>
+          <w:sz w:val="21"/>
+          <w:szCs w:val="21"/>
+        </w:rPr>
+        <w:t>l</w:t>
+      </w:r>
+      <w:r>
+        <w:rPr>
+          <w:rFonts w:ascii="Times New Roman" w:hAnsi="Times New Roman" w:cs="Times New Roman"/>
+          <w:sz w:val="21"/>
+          <w:szCs w:val="21"/>
+        </w:rPr>
+        <w:t>ender.</w:t>
       </w:r>
     </w:p>
     <w:p>

--- a/assets/CVs/ChenLu_CV(English).docx
+++ b/assets/CVs/ChenLu_CV(English).docx
@@ -2159,6 +2159,14 @@
           <w:szCs w:val="21"/>
         </w:rPr>
         <w:t>Experiment Demo Link:</w:t>
+      </w:r>
+      <w:r>
+        <w:rPr>
+          <w:rFonts w:ascii="Times New Roman" w:hAnsi="Times New Roman" w:cs="Times New Roman"/>
+          <w:sz w:val="21"/>
+          <w:szCs w:val="21"/>
+        </w:rPr>
+        <w:t xml:space="preserve"> </w:t>
       </w:r>
       <w:r>
         <w:rPr>

--- a/assets/CVs/ChenLu_CV(English).docx
+++ b/assets/CVs/ChenLu_CV(English).docx
@@ -2666,7 +2666,25 @@
           <w:sz w:val="21"/>
           <w:szCs w:val="21"/>
         </w:rPr>
-        <w:t xml:space="preserve">n, </w:t>
+        <w:t>n</w:t>
+      </w:r>
+      <w:r>
+        <w:rPr>
+          <w:rFonts w:ascii="Times New Roman" w:hAnsi="Times New Roman" w:cs="Times New Roman"/>
+          <w:color w:val="333333"/>
+          <w:sz w:val="21"/>
+          <w:szCs w:val="21"/>
+        </w:rPr>
+        <w:t>ship</w:t>
+      </w:r>
+      <w:r>
+        <w:rPr>
+          <w:rFonts w:ascii="Times New Roman" w:hAnsi="Times New Roman" w:cs="Times New Roman"/>
+          <w:color w:val="333333"/>
+          <w:sz w:val="21"/>
+          <w:szCs w:val="21"/>
+        </w:rPr>
+        <w:t xml:space="preserve">, </w:t>
       </w:r>
       <w:proofErr w:type="spellStart"/>
       <w:r>

--- a/assets/CVs/ChenLu_CV(English).docx
+++ b/assets/CVs/ChenLu_CV(English).docx
@@ -6,6 +6,66 @@
       <w:pPr>
         <w:pStyle w:val="a4"/>
       </w:pPr>
+      <w:r>
+        <w:rPr>
+          <w:noProof/>
+        </w:rPr>
+        <w:drawing>
+          <wp:anchor distT="0" distB="0" distL="0" distR="0" simplePos="0" relativeHeight="251659264" behindDoc="0" locked="0" layoutInCell="1" allowOverlap="1" wp14:anchorId="5A57896D" wp14:editId="0A1B774D">
+            <wp:simplePos x="0" y="0"/>
+            <wp:positionH relativeFrom="page">
+              <wp:posOffset>6699596</wp:posOffset>
+            </wp:positionH>
+            <wp:positionV relativeFrom="paragraph">
+              <wp:posOffset>19685</wp:posOffset>
+            </wp:positionV>
+            <wp:extent cx="523702" cy="736477"/>
+            <wp:effectExtent l="0" t="0" r="0" b="635"/>
+            <wp:wrapNone/>
+            <wp:docPr id="1" name="image1.png" descr="男孩在微笑&#10;&#10;描述已自动生成"/>
+            <wp:cNvGraphicFramePr>
+              <a:graphicFrameLocks xmlns:a="http://schemas.openxmlformats.org/drawingml/2006/main" noChangeAspect="1"/>
+            </wp:cNvGraphicFramePr>
+            <a:graphic xmlns:a="http://schemas.openxmlformats.org/drawingml/2006/main">
+              <a:graphicData uri="http://schemas.openxmlformats.org/drawingml/2006/picture">
+                <pic:pic xmlns:pic="http://schemas.openxmlformats.org/drawingml/2006/picture">
+                  <pic:nvPicPr>
+                    <pic:cNvPr id="1" name="image1.png" descr="男孩在微笑&#10;&#10;描述已自动生成"/>
+                    <pic:cNvPicPr/>
+                  </pic:nvPicPr>
+                  <pic:blipFill>
+                    <a:blip r:embed="rId5" cstate="print">
+                      <a:extLst>
+                        <a:ext uri="{28A0092B-C50C-407E-A947-70E740481C1C}">
+                          <a14:useLocalDpi xmlns:a14="http://schemas.microsoft.com/office/drawing/2010/main" val="0"/>
+                        </a:ext>
+                      </a:extLst>
+                    </a:blip>
+                    <a:stretch>
+                      <a:fillRect/>
+                    </a:stretch>
+                  </pic:blipFill>
+                  <pic:spPr>
+                    <a:xfrm>
+                      <a:off x="0" y="0"/>
+                      <a:ext cx="523702" cy="736477"/>
+                    </a:xfrm>
+                    <a:prstGeom prst="rect">
+                      <a:avLst/>
+                    </a:prstGeom>
+                  </pic:spPr>
+                </pic:pic>
+              </a:graphicData>
+            </a:graphic>
+            <wp14:sizeRelH relativeFrom="margin">
+              <wp14:pctWidth>0</wp14:pctWidth>
+            </wp14:sizeRelH>
+            <wp14:sizeRelV relativeFrom="margin">
+              <wp14:pctHeight>0</wp14:pctHeight>
+            </wp14:sizeRelV>
+          </wp:anchor>
+        </w:drawing>
+      </w:r>
       <w:r>
         <w:rPr>
           <w:color w:val="212121"/>
@@ -93,7 +153,7 @@
                     <pic:cNvPicPr/>
                   </pic:nvPicPr>
                   <pic:blipFill>
-                    <a:blip r:embed="rId5" cstate="print"/>
+                    <a:blip r:embed="rId6" cstate="print"/>
                     <a:stretch>
                       <a:fillRect/>
                     </a:stretch>
@@ -183,7 +243,7 @@
                     <pic:cNvPicPr/>
                   </pic:nvPicPr>
                   <pic:blipFill>
-                    <a:blip r:embed="rId5" cstate="print"/>
+                    <a:blip r:embed="rId6" cstate="print"/>
                     <a:stretch>
                       <a:fillRect/>
                     </a:stretch>
@@ -286,7 +346,7 @@
                     <pic:cNvPicPr/>
                   </pic:nvPicPr>
                   <pic:blipFill>
-                    <a:blip r:embed="rId6" cstate="print"/>
+                    <a:blip r:embed="rId7" cstate="print"/>
                     <a:stretch>
                       <a:fillRect/>
                     </a:stretch>
@@ -640,7 +700,7 @@
                     <pic:cNvPicPr/>
                   </pic:nvPicPr>
                   <pic:blipFill>
-                    <a:blip r:embed="rId6" cstate="print"/>
+                    <a:blip r:embed="rId7" cstate="print"/>
                     <a:stretch>
                       <a:fillRect/>
                     </a:stretch>
@@ -1782,7 +1842,7 @@
                     <pic:cNvPicPr/>
                   </pic:nvPicPr>
                   <pic:blipFill>
-                    <a:blip r:embed="rId6" cstate="print"/>
+                    <a:blip r:embed="rId7" cstate="print"/>
                     <a:stretch>
                       <a:fillRect/>
                     </a:stretch>
@@ -1831,26 +1891,16 @@
           <w:sz w:val="21"/>
           <w:szCs w:val="21"/>
         </w:rPr>
-        <w:t xml:space="preserve">                      </w:t>
-      </w:r>
-      <w:r>
-        <w:rPr>
-          <w:rFonts w:ascii="Times New Roman" w:hAnsi="Times New Roman" w:cs="Times New Roman"/>
-          <w:color w:val="333333"/>
-          <w:sz w:val="21"/>
-          <w:szCs w:val="21"/>
-        </w:rPr>
-        <w:tab/>
-      </w:r>
-      <w:r>
-        <w:rPr>
-          <w:rFonts w:ascii="Times New Roman" w:hAnsi="Times New Roman" w:cs="Times New Roman"/>
-          <w:color w:val="333333"/>
-          <w:sz w:val="21"/>
-          <w:szCs w:val="21"/>
-        </w:rPr>
-        <w:tab/>
-        <w:t xml:space="preserve">       </w:t>
+        <w:t xml:space="preserve">  (ECCV in Publishing)</w:t>
+      </w:r>
+      <w:r>
+        <w:rPr>
+          <w:rFonts w:ascii="Times New Roman" w:hAnsi="Times New Roman" w:cs="Times New Roman"/>
+          <w:color w:val="000000" w:themeColor="text1"/>
+          <w:sz w:val="21"/>
+          <w:szCs w:val="21"/>
+        </w:rPr>
+        <w:t xml:space="preserve">           </w:t>
       </w:r>
       <w:r>
         <w:rPr>
@@ -2616,7 +2666,7 @@
                     <pic:cNvPicPr/>
                   </pic:nvPicPr>
                   <pic:blipFill>
-                    <a:blip r:embed="rId6" cstate="print"/>
+                    <a:blip r:embed="rId7" cstate="print"/>
                     <a:stretch>
                       <a:fillRect/>
                     </a:stretch>
@@ -2973,7 +3023,7 @@
                     <pic:cNvPicPr/>
                   </pic:nvPicPr>
                   <pic:blipFill>
-                    <a:blip r:embed="rId6" cstate="print"/>
+                    <a:blip r:embed="rId7" cstate="print"/>
                     <a:stretch>
                       <a:fillRect/>
                     </a:stretch>

--- a/assets/CVs/ChenLu_CV(English).docx
+++ b/assets/CVs/ChenLu_CV(English).docx
@@ -1882,16 +1882,36 @@
           <w:sz w:val="21"/>
           <w:szCs w:val="21"/>
         </w:rPr>
-        <w:t>OMG: 3D Scene Geometry Decomposition and Manipulation from 2D Images</w:t>
-      </w:r>
-      <w:r>
-        <w:rPr>
-          <w:rFonts w:ascii="Times New Roman" w:hAnsi="Times New Roman" w:cs="Times New Roman"/>
-          <w:color w:val="000000" w:themeColor="text1"/>
-          <w:sz w:val="21"/>
-          <w:szCs w:val="21"/>
-        </w:rPr>
-        <w:t xml:space="preserve">  (ECCV in Publishing)</w:t>
+        <w:t xml:space="preserve">OMG: 3D Scene Geometry Decomposition and Manipulation from 2D </w:t>
+      </w:r>
+      <w:proofErr w:type="gramStart"/>
+      <w:r>
+        <w:rPr>
+          <w:rFonts w:ascii="Times New Roman" w:hAnsi="Times New Roman" w:cs="Times New Roman"/>
+          <w:color w:val="000000" w:themeColor="text1"/>
+          <w:sz w:val="21"/>
+          <w:szCs w:val="21"/>
+        </w:rPr>
+        <w:t>Images</w:t>
+      </w:r>
+      <w:r>
+        <w:rPr>
+          <w:rFonts w:ascii="Times New Roman" w:hAnsi="Times New Roman" w:cs="Times New Roman"/>
+          <w:color w:val="000000" w:themeColor="text1"/>
+          <w:sz w:val="21"/>
+          <w:szCs w:val="21"/>
+        </w:rPr>
+        <w:t xml:space="preserve">  (</w:t>
+      </w:r>
+      <w:proofErr w:type="gramEnd"/>
+      <w:r>
+        <w:rPr>
+          <w:rFonts w:ascii="Times New Roman" w:hAnsi="Times New Roman" w:cs="Times New Roman"/>
+          <w:color w:val="000000" w:themeColor="text1"/>
+          <w:sz w:val="21"/>
+          <w:szCs w:val="21"/>
+        </w:rPr>
+        <w:t>ECCV in Publishing)</w:t>
       </w:r>
       <w:r>
         <w:rPr>
@@ -2225,6 +2245,14 @@
           <w:szCs w:val="21"/>
         </w:rPr>
         <w:t xml:space="preserve"> </w:t>
+      </w:r>
+      <w:r>
+        <w:rPr>
+          <w:rFonts w:ascii="Times New Roman" w:hAnsi="Times New Roman" w:cs="Times New Roman"/>
+          <w:sz w:val="21"/>
+          <w:szCs w:val="21"/>
+        </w:rPr>
+        <w:t>https://chenlu-china.github.io/#experience</w:t>
       </w:r>
     </w:p>
     <w:p>

--- a/assets/CVs/ChenLu_CV(English).docx
+++ b/assets/CVs/ChenLu_CV(English).docx
@@ -1,6 +1,6 @@
 
 <file path=word/document.xml><?xml version="1.0" encoding="utf-8"?>
-<w:document xmlns:wpc="http://schemas.microsoft.com/office/word/2010/wordprocessingCanvas" xmlns:cx="http://schemas.microsoft.com/office/drawing/2014/chartex" xmlns:cx1="http://schemas.microsoft.com/office/drawing/2015/9/8/chartex" xmlns:cx2="http://schemas.microsoft.com/office/drawing/2015/10/21/chartex" xmlns:cx3="http://schemas.microsoft.com/office/drawing/2016/5/9/chartex" xmlns:cx4="http://schemas.microsoft.com/office/drawing/2016/5/10/chartex" xmlns:cx5="http://schemas.microsoft.com/office/drawing/2016/5/11/chartex" xmlns:cx6="http://schemas.microsoft.com/office/drawing/2016/5/12/chartex" xmlns:cx7="http://schemas.microsoft.com/office/drawing/2016/5/13/chartex" xmlns:cx8="http://schemas.microsoft.com/office/drawing/2016/5/14/chartex" xmlns:mc="http://schemas.openxmlformats.org/markup-compatibility/2006" xmlns:aink="http://schemas.microsoft.com/office/drawing/2016/ink" xmlns:am3d="http://schemas.microsoft.com/office/drawing/2017/model3d" xmlns:o="urn:schemas-microsoft-com:office:office" xmlns:r="http://schemas.openxmlformats.org/officeDocument/2006/relationships" xmlns:m="http://schemas.openxmlformats.org/officeDocument/2006/math" xmlns:v="urn:schemas-microsoft-com:vml" xmlns:wp14="http://schemas.microsoft.com/office/word/2010/wordprocessingDrawing" xmlns:wp="http://schemas.openxmlformats.org/drawingml/2006/wordprocessingDrawing" xmlns:w10="urn:schemas-microsoft-com:office:word" xmlns:w="http://schemas.openxmlformats.org/wordprocessingml/2006/main" xmlns:w14="http://schemas.microsoft.com/office/word/2010/wordml" xmlns:w15="http://schemas.microsoft.com/office/word/2012/wordml" xmlns:w16cex="http://schemas.microsoft.com/office/word/2018/wordml/cex" xmlns:w16cid="http://schemas.microsoft.com/office/word/2016/wordml/cid" xmlns:w16="http://schemas.microsoft.com/office/word/2018/wordml" xmlns:w16sdtdh="http://schemas.microsoft.com/office/word/2020/wordml/sdtdatahash" xmlns:w16se="http://schemas.microsoft.com/office/word/2015/wordml/symex" xmlns:wpg="http://schemas.microsoft.com/office/word/2010/wordprocessingGroup" xmlns:wpi="http://schemas.microsoft.com/office/word/2010/wordprocessingInk" xmlns:wne="http://schemas.microsoft.com/office/word/2006/wordml" xmlns:wps="http://schemas.microsoft.com/office/word/2010/wordprocessingShape" mc:Ignorable="w14 w15 w16se w16cid w16 w16cex w16sdtdh wp14">
+<w:document xmlns:wpc="http://schemas.microsoft.com/office/word/2010/wordprocessingCanvas" xmlns:cx="http://schemas.microsoft.com/office/drawing/2014/chartex" xmlns:cx1="http://schemas.microsoft.com/office/drawing/2015/9/8/chartex" xmlns:cx2="http://schemas.microsoft.com/office/drawing/2015/10/21/chartex" xmlns:cx3="http://schemas.microsoft.com/office/drawing/2016/5/9/chartex" xmlns:cx4="http://schemas.microsoft.com/office/drawing/2016/5/10/chartex" xmlns:cx5="http://schemas.microsoft.com/office/drawing/2016/5/11/chartex" xmlns:cx6="http://schemas.microsoft.com/office/drawing/2016/5/12/chartex" xmlns:cx7="http://schemas.microsoft.com/office/drawing/2016/5/13/chartex" xmlns:cx8="http://schemas.microsoft.com/office/drawing/2016/5/14/chartex" xmlns:mc="http://schemas.openxmlformats.org/markup-compatibility/2006" xmlns:aink="http://schemas.microsoft.com/office/drawing/2016/ink" xmlns:am3d="http://schemas.microsoft.com/office/drawing/2017/model3d" xmlns:o="urn:schemas-microsoft-com:office:office" xmlns:oel="http://schemas.microsoft.com/office/2019/extlst" xmlns:r="http://schemas.openxmlformats.org/officeDocument/2006/relationships" xmlns:m="http://schemas.openxmlformats.org/officeDocument/2006/math" xmlns:v="urn:schemas-microsoft-com:vml" xmlns:wp14="http://schemas.microsoft.com/office/word/2010/wordprocessingDrawing" xmlns:wp="http://schemas.openxmlformats.org/drawingml/2006/wordprocessingDrawing" xmlns:w10="urn:schemas-microsoft-com:office:word" xmlns:w="http://schemas.openxmlformats.org/wordprocessingml/2006/main" xmlns:w14="http://schemas.microsoft.com/office/word/2010/wordml" xmlns:w15="http://schemas.microsoft.com/office/word/2012/wordml" xmlns:w16cex="http://schemas.microsoft.com/office/word/2018/wordml/cex" xmlns:w16cid="http://schemas.microsoft.com/office/word/2016/wordml/cid" xmlns:w16="http://schemas.microsoft.com/office/word/2018/wordml" xmlns:w16sdtdh="http://schemas.microsoft.com/office/word/2020/wordml/sdtdatahash" xmlns:w16se="http://schemas.microsoft.com/office/word/2015/wordml/symex" xmlns:wpg="http://schemas.microsoft.com/office/word/2010/wordprocessingGroup" xmlns:wpi="http://schemas.microsoft.com/office/word/2010/wordprocessingInk" xmlns:wne="http://schemas.microsoft.com/office/word/2006/wordml" xmlns:wps="http://schemas.microsoft.com/office/word/2010/wordprocessingShape" mc:Ignorable="w14 w15 w16se w16cid w16 w16cex w16sdtdh wp14">
   <w:body>
     <w:p>
       <w:pPr>
@@ -11,10 +11,10 @@
           <w:noProof/>
         </w:rPr>
         <w:drawing>
-          <wp:anchor distT="0" distB="0" distL="0" distR="0" simplePos="0" relativeHeight="251659264" behindDoc="0" locked="0" layoutInCell="1" allowOverlap="1" wp14:anchorId="5A57896D" wp14:editId="0A1B774D">
+          <wp:anchor distT="0" distB="0" distL="0" distR="0" simplePos="0" relativeHeight="251659264" behindDoc="0" locked="0" layoutInCell="1" allowOverlap="1" wp14:anchorId="5A57896D" wp14:editId="5735C6F2">
             <wp:simplePos x="0" y="0"/>
             <wp:positionH relativeFrom="page">
-              <wp:posOffset>6699596</wp:posOffset>
+              <wp:posOffset>6805128</wp:posOffset>
             </wp:positionH>
             <wp:positionV relativeFrom="paragraph">
               <wp:posOffset>19685</wp:posOffset>
@@ -292,11 +292,19 @@
         </w:rPr>
         <w:t xml:space="preserve"> </w:t>
       </w:r>
-      <w:r>
-        <w:rPr>
-          <w:color w:val="333333"/>
-        </w:rPr>
-        <w:t>https://chenlu-china.github.io</w:t>
+      <w:hyperlink r:id="rId7" w:history="1">
+        <w:r>
+          <w:rPr>
+            <w:rStyle w:val="a6"/>
+          </w:rPr>
+          <w:t>https://chenlu-china.github.io</w:t>
+        </w:r>
+      </w:hyperlink>
+      <w:r>
+        <w:rPr>
+          <w:color w:val="333333"/>
+        </w:rPr>
+        <w:t xml:space="preserve"> </w:t>
       </w:r>
     </w:p>
     <w:p>
@@ -346,7 +354,7 @@
                     <pic:cNvPicPr/>
                   </pic:nvPicPr>
                   <pic:blipFill>
-                    <a:blip r:embed="rId7" cstate="print"/>
+                    <a:blip r:embed="rId8" cstate="print"/>
                     <a:stretch>
                       <a:fillRect/>
                     </a:stretch>
@@ -700,7 +708,7 @@
                     <pic:cNvPicPr/>
                   </pic:nvPicPr>
                   <pic:blipFill>
-                    <a:blip r:embed="rId7" cstate="print"/>
+                    <a:blip r:embed="rId8" cstate="print"/>
                     <a:stretch>
                       <a:fillRect/>
                     </a:stretch>
@@ -1371,250 +1379,6 @@
     </w:p>
     <w:p>
       <w:pPr>
-        <w:pStyle w:val="2"/>
-        <w:tabs>
-          <w:tab w:val="left" w:pos="3670"/>
-        </w:tabs>
-        <w:spacing w:before="130"/>
-        <w:ind w:left="0" w:firstLineChars="50" w:firstLine="105"/>
-        <w:rPr>
-          <w:rFonts w:ascii="Times New Roman" w:hAnsi="Times New Roman" w:cs="Times New Roman"/>
-          <w:color w:val="333333"/>
-          <w:spacing w:val="-5"/>
-          <w:w w:val="95"/>
-          <w:sz w:val="21"/>
-          <w:szCs w:val="21"/>
-        </w:rPr>
-      </w:pPr>
-      <w:r>
-        <w:rPr>
-          <w:rFonts w:ascii="Times New Roman" w:hAnsi="Times New Roman" w:cs="Times New Roman"/>
-          <w:color w:val="333333"/>
-          <w:sz w:val="21"/>
-          <w:szCs w:val="21"/>
-        </w:rPr>
-        <w:t xml:space="preserve">BSc </w:t>
-      </w:r>
-      <w:r>
-        <w:rPr>
-          <w:rFonts w:ascii="Times New Roman" w:hAnsi="Times New Roman" w:cs="Times New Roman"/>
-          <w:color w:val="333333"/>
-          <w:sz w:val="21"/>
-          <w:szCs w:val="21"/>
-        </w:rPr>
-        <w:t>Software Engineering</w:t>
-      </w:r>
-      <w:r>
-        <w:rPr>
-          <w:rFonts w:ascii="Times New Roman" w:hAnsi="Times New Roman" w:cs="Times New Roman"/>
-          <w:color w:val="333333"/>
-          <w:sz w:val="21"/>
-          <w:szCs w:val="21"/>
-        </w:rPr>
-        <w:t xml:space="preserve">, </w:t>
-      </w:r>
-      <w:r>
-        <w:rPr>
-          <w:rFonts w:ascii="Times New Roman" w:hAnsi="Times New Roman" w:cs="Times New Roman"/>
-          <w:color w:val="333333"/>
-          <w:sz w:val="21"/>
-          <w:szCs w:val="21"/>
-        </w:rPr>
-        <w:t xml:space="preserve">Inner Mongolian University                     </w:t>
-      </w:r>
-      <w:r>
-        <w:rPr>
-          <w:rFonts w:ascii="Times New Roman" w:hAnsi="Times New Roman" w:cs="Times New Roman"/>
-          <w:color w:val="333333"/>
-          <w:sz w:val="21"/>
-          <w:szCs w:val="21"/>
-        </w:rPr>
-        <w:t xml:space="preserve"> </w:t>
-      </w:r>
-      <w:r>
-        <w:rPr>
-          <w:rFonts w:ascii="Times New Roman" w:hAnsi="Times New Roman" w:cs="Times New Roman"/>
-          <w:color w:val="333333"/>
-          <w:sz w:val="21"/>
-          <w:szCs w:val="21"/>
-        </w:rPr>
-        <w:t xml:space="preserve"> </w:t>
-      </w:r>
-      <w:r>
-        <w:rPr>
-          <w:rFonts w:ascii="Times New Roman" w:hAnsi="Times New Roman" w:cs="Times New Roman"/>
-          <w:color w:val="333333"/>
-          <w:sz w:val="21"/>
-          <w:szCs w:val="21"/>
-        </w:rPr>
-        <w:t xml:space="preserve"> </w:t>
-      </w:r>
-      <w:r>
-        <w:rPr>
-          <w:rFonts w:ascii="Times New Roman" w:hAnsi="Times New Roman" w:cs="Times New Roman"/>
-          <w:color w:val="333333"/>
-          <w:sz w:val="21"/>
-          <w:szCs w:val="21"/>
-        </w:rPr>
-        <w:tab/>
-      </w:r>
-      <w:r>
-        <w:rPr>
-          <w:rFonts w:ascii="Times New Roman" w:hAnsi="Times New Roman" w:cs="Times New Roman"/>
-          <w:color w:val="333333"/>
-          <w:sz w:val="21"/>
-          <w:szCs w:val="21"/>
-        </w:rPr>
-        <w:tab/>
-      </w:r>
-      <w:r>
-        <w:rPr>
-          <w:rFonts w:ascii="Times New Roman" w:hAnsi="Times New Roman" w:cs="Times New Roman"/>
-          <w:color w:val="333333"/>
-          <w:sz w:val="21"/>
-          <w:szCs w:val="21"/>
-        </w:rPr>
-        <w:tab/>
-      </w:r>
-      <w:r>
-        <w:rPr>
-          <w:rFonts w:ascii="Times New Roman" w:hAnsi="Times New Roman" w:cs="Times New Roman"/>
-          <w:color w:val="333333"/>
-          <w:sz w:val="21"/>
-          <w:szCs w:val="21"/>
-        </w:rPr>
-        <w:tab/>
-      </w:r>
-      <w:r>
-        <w:rPr>
-          <w:rFonts w:ascii="Times New Roman" w:hAnsi="Times New Roman" w:cs="Times New Roman"/>
-          <w:color w:val="333333"/>
-          <w:sz w:val="21"/>
-          <w:szCs w:val="21"/>
-        </w:rPr>
-        <w:tab/>
-        <w:t xml:space="preserve">      </w:t>
-      </w:r>
-      <w:r>
-        <w:rPr>
-          <w:rFonts w:ascii="Times New Roman" w:hAnsi="Times New Roman" w:cs="Times New Roman"/>
-          <w:color w:val="333333"/>
-          <w:w w:val="95"/>
-          <w:sz w:val="21"/>
-          <w:szCs w:val="21"/>
-        </w:rPr>
-        <w:t>2015-09</w:t>
-      </w:r>
-      <w:r>
-        <w:rPr>
-          <w:rFonts w:ascii="Times New Roman" w:hAnsi="Times New Roman" w:cs="Times New Roman"/>
-          <w:color w:val="333333"/>
-          <w:spacing w:val="14"/>
-          <w:sz w:val="21"/>
-          <w:szCs w:val="21"/>
-        </w:rPr>
-        <w:t xml:space="preserve"> </w:t>
-      </w:r>
-      <w:r>
-        <w:rPr>
-          <w:rFonts w:ascii="Times New Roman" w:hAnsi="Times New Roman" w:cs="Times New Roman"/>
-          <w:color w:val="333333"/>
-          <w:w w:val="95"/>
-          <w:sz w:val="21"/>
-          <w:szCs w:val="21"/>
-        </w:rPr>
-        <w:t>~</w:t>
-      </w:r>
-      <w:r>
-        <w:rPr>
-          <w:rFonts w:ascii="Times New Roman" w:hAnsi="Times New Roman" w:cs="Times New Roman"/>
-          <w:color w:val="333333"/>
-          <w:spacing w:val="16"/>
-          <w:sz w:val="21"/>
-          <w:szCs w:val="21"/>
-        </w:rPr>
-        <w:t xml:space="preserve"> </w:t>
-      </w:r>
-      <w:r>
-        <w:rPr>
-          <w:rFonts w:ascii="Times New Roman" w:hAnsi="Times New Roman" w:cs="Times New Roman"/>
-          <w:color w:val="333333"/>
-          <w:w w:val="95"/>
-          <w:sz w:val="21"/>
-          <w:szCs w:val="21"/>
-        </w:rPr>
-        <w:t>2019-</w:t>
-      </w:r>
-      <w:r>
-        <w:rPr>
-          <w:rFonts w:ascii="Times New Roman" w:hAnsi="Times New Roman" w:cs="Times New Roman"/>
-          <w:color w:val="333333"/>
-          <w:spacing w:val="-5"/>
-          <w:w w:val="95"/>
-          <w:sz w:val="21"/>
-          <w:szCs w:val="21"/>
-        </w:rPr>
-        <w:t>06</w:t>
-      </w:r>
-    </w:p>
-    <w:p>
-      <w:pPr>
-        <w:pStyle w:val="2"/>
-        <w:tabs>
-          <w:tab w:val="left" w:pos="3670"/>
-        </w:tabs>
-        <w:spacing w:before="130" w:line="340" w:lineRule="exact"/>
-        <w:ind w:left="0" w:firstLineChars="50" w:firstLine="97"/>
-        <w:rPr>
-          <w:rFonts w:ascii="Times New Roman" w:hAnsi="Times New Roman" w:cs="Times New Roman"/>
-          <w:b w:val="0"/>
-          <w:bCs w:val="0"/>
-          <w:sz w:val="21"/>
-          <w:szCs w:val="21"/>
-        </w:rPr>
-      </w:pPr>
-      <w:r>
-        <w:rPr>
-          <w:rFonts w:ascii="Times New Roman" w:hAnsi="Times New Roman" w:cs="Times New Roman"/>
-          <w:b w:val="0"/>
-          <w:bCs w:val="0"/>
-          <w:color w:val="333333"/>
-          <w:spacing w:val="-5"/>
-          <w:w w:val="95"/>
-          <w:sz w:val="21"/>
-          <w:szCs w:val="21"/>
-        </w:rPr>
-        <w:t xml:space="preserve">Department of </w:t>
-      </w:r>
-      <w:r>
-        <w:rPr>
-          <w:rFonts w:ascii="Times New Roman" w:hAnsi="Times New Roman" w:cs="Times New Roman"/>
-          <w:b w:val="0"/>
-          <w:bCs w:val="0"/>
-          <w:color w:val="333333"/>
-          <w:spacing w:val="-5"/>
-          <w:w w:val="95"/>
-          <w:sz w:val="21"/>
-          <w:szCs w:val="21"/>
-        </w:rPr>
-        <w:t>Computing (</w:t>
-      </w:r>
-      <w:r>
-        <w:rPr>
-          <w:rFonts w:ascii="Times New Roman" w:hAnsi="Times New Roman" w:cs="Times New Roman"/>
-          <w:b w:val="0"/>
-          <w:bCs w:val="0"/>
-          <w:color w:val="333333"/>
-          <w:spacing w:val="-5"/>
-          <w:w w:val="95"/>
-          <w:sz w:val="21"/>
-          <w:szCs w:val="21"/>
-        </w:rPr>
-        <w:t>Department of Software)</w:t>
-      </w:r>
-    </w:p>
-    <w:p>
-      <w:pPr>
         <w:pStyle w:val="a5"/>
         <w:numPr>
           <w:ilvl w:val="0"/>
@@ -1623,7 +1387,292 @@
         <w:tabs>
           <w:tab w:val="left" w:pos="405"/>
         </w:tabs>
-        <w:spacing w:before="39" w:afterLines="100" w:after="240"/>
+        <w:spacing w:before="55"/>
+        <w:ind w:left="403" w:right="187" w:hanging="193"/>
+        <w:jc w:val="both"/>
+        <w:rPr>
+          <w:rFonts w:ascii="Times New Roman" w:hAnsi="Times New Roman" w:cs="Times New Roman"/>
+          <w:color w:val="000000" w:themeColor="text1"/>
+          <w:sz w:val="21"/>
+          <w:szCs w:val="21"/>
+        </w:rPr>
+      </w:pPr>
+      <w:r>
+        <w:rPr>
+          <w:rFonts w:ascii="Times New Roman" w:hAnsi="Times New Roman" w:cs="Times New Roman" w:hint="eastAsia"/>
+          <w:color w:val="000000" w:themeColor="text1"/>
+          <w:w w:val="102"/>
+          <w:sz w:val="21"/>
+          <w:szCs w:val="21"/>
+        </w:rPr>
+        <w:t>G</w:t>
+      </w:r>
+      <w:r>
+        <w:rPr>
+          <w:rFonts w:ascii="Times New Roman" w:hAnsi="Times New Roman" w:cs="Times New Roman"/>
+          <w:color w:val="000000" w:themeColor="text1"/>
+          <w:w w:val="102"/>
+          <w:sz w:val="21"/>
+          <w:szCs w:val="21"/>
+        </w:rPr>
+        <w:t>PA: 2.93 / 4.3</w:t>
+      </w:r>
+    </w:p>
+    <w:p>
+      <w:pPr>
+        <w:pStyle w:val="2"/>
+        <w:tabs>
+          <w:tab w:val="left" w:pos="3670"/>
+        </w:tabs>
+        <w:spacing w:before="130"/>
+        <w:ind w:left="0" w:firstLineChars="50" w:firstLine="105"/>
+        <w:rPr>
+          <w:rFonts w:ascii="Times New Roman" w:hAnsi="Times New Roman" w:cs="Times New Roman"/>
+          <w:color w:val="333333"/>
+          <w:spacing w:val="-5"/>
+          <w:w w:val="95"/>
+          <w:sz w:val="21"/>
+          <w:szCs w:val="21"/>
+        </w:rPr>
+      </w:pPr>
+      <w:r>
+        <w:rPr>
+          <w:rFonts w:ascii="Times New Roman" w:hAnsi="Times New Roman" w:cs="Times New Roman"/>
+          <w:color w:val="333333"/>
+          <w:sz w:val="21"/>
+          <w:szCs w:val="21"/>
+        </w:rPr>
+        <w:t xml:space="preserve">BSc </w:t>
+      </w:r>
+      <w:r>
+        <w:rPr>
+          <w:rFonts w:ascii="Times New Roman" w:hAnsi="Times New Roman" w:cs="Times New Roman"/>
+          <w:color w:val="333333"/>
+          <w:sz w:val="21"/>
+          <w:szCs w:val="21"/>
+        </w:rPr>
+        <w:t>Software Engineering</w:t>
+      </w:r>
+      <w:r>
+        <w:rPr>
+          <w:rFonts w:ascii="Times New Roman" w:hAnsi="Times New Roman" w:cs="Times New Roman"/>
+          <w:color w:val="333333"/>
+          <w:sz w:val="21"/>
+          <w:szCs w:val="21"/>
+        </w:rPr>
+        <w:t xml:space="preserve">, </w:t>
+      </w:r>
+      <w:r>
+        <w:rPr>
+          <w:rFonts w:ascii="Times New Roman" w:hAnsi="Times New Roman" w:cs="Times New Roman"/>
+          <w:color w:val="333333"/>
+          <w:sz w:val="21"/>
+          <w:szCs w:val="21"/>
+        </w:rPr>
+        <w:t xml:space="preserve">Inner Mongolian University                     </w:t>
+      </w:r>
+      <w:r>
+        <w:rPr>
+          <w:rFonts w:ascii="Times New Roman" w:hAnsi="Times New Roman" w:cs="Times New Roman"/>
+          <w:color w:val="333333"/>
+          <w:sz w:val="21"/>
+          <w:szCs w:val="21"/>
+        </w:rPr>
+        <w:t xml:space="preserve"> </w:t>
+      </w:r>
+      <w:r>
+        <w:rPr>
+          <w:rFonts w:ascii="Times New Roman" w:hAnsi="Times New Roman" w:cs="Times New Roman"/>
+          <w:color w:val="333333"/>
+          <w:sz w:val="21"/>
+          <w:szCs w:val="21"/>
+        </w:rPr>
+        <w:t xml:space="preserve"> </w:t>
+      </w:r>
+      <w:r>
+        <w:rPr>
+          <w:rFonts w:ascii="Times New Roman" w:hAnsi="Times New Roman" w:cs="Times New Roman"/>
+          <w:color w:val="333333"/>
+          <w:sz w:val="21"/>
+          <w:szCs w:val="21"/>
+        </w:rPr>
+        <w:t xml:space="preserve"> </w:t>
+      </w:r>
+      <w:r>
+        <w:rPr>
+          <w:rFonts w:ascii="Times New Roman" w:hAnsi="Times New Roman" w:cs="Times New Roman"/>
+          <w:color w:val="333333"/>
+          <w:sz w:val="21"/>
+          <w:szCs w:val="21"/>
+        </w:rPr>
+        <w:tab/>
+      </w:r>
+      <w:r>
+        <w:rPr>
+          <w:rFonts w:ascii="Times New Roman" w:hAnsi="Times New Roman" w:cs="Times New Roman"/>
+          <w:color w:val="333333"/>
+          <w:sz w:val="21"/>
+          <w:szCs w:val="21"/>
+        </w:rPr>
+        <w:tab/>
+      </w:r>
+      <w:r>
+        <w:rPr>
+          <w:rFonts w:ascii="Times New Roman" w:hAnsi="Times New Roman" w:cs="Times New Roman"/>
+          <w:color w:val="333333"/>
+          <w:sz w:val="21"/>
+          <w:szCs w:val="21"/>
+        </w:rPr>
+        <w:tab/>
+      </w:r>
+      <w:r>
+        <w:rPr>
+          <w:rFonts w:ascii="Times New Roman" w:hAnsi="Times New Roman" w:cs="Times New Roman"/>
+          <w:color w:val="333333"/>
+          <w:sz w:val="21"/>
+          <w:szCs w:val="21"/>
+        </w:rPr>
+        <w:tab/>
+      </w:r>
+      <w:r>
+        <w:rPr>
+          <w:rFonts w:ascii="Times New Roman" w:hAnsi="Times New Roman" w:cs="Times New Roman"/>
+          <w:color w:val="333333"/>
+          <w:sz w:val="21"/>
+          <w:szCs w:val="21"/>
+        </w:rPr>
+        <w:tab/>
+        <w:t xml:space="preserve">      </w:t>
+      </w:r>
+      <w:r>
+        <w:rPr>
+          <w:rFonts w:ascii="Times New Roman" w:hAnsi="Times New Roman" w:cs="Times New Roman"/>
+          <w:color w:val="333333"/>
+          <w:w w:val="95"/>
+          <w:sz w:val="21"/>
+          <w:szCs w:val="21"/>
+        </w:rPr>
+        <w:t>2015-09</w:t>
+      </w:r>
+      <w:r>
+        <w:rPr>
+          <w:rFonts w:ascii="Times New Roman" w:hAnsi="Times New Roman" w:cs="Times New Roman"/>
+          <w:color w:val="333333"/>
+          <w:spacing w:val="14"/>
+          <w:sz w:val="21"/>
+          <w:szCs w:val="21"/>
+        </w:rPr>
+        <w:t xml:space="preserve"> </w:t>
+      </w:r>
+      <w:r>
+        <w:rPr>
+          <w:rFonts w:ascii="Times New Roman" w:hAnsi="Times New Roman" w:cs="Times New Roman"/>
+          <w:color w:val="333333"/>
+          <w:w w:val="95"/>
+          <w:sz w:val="21"/>
+          <w:szCs w:val="21"/>
+        </w:rPr>
+        <w:t>~</w:t>
+      </w:r>
+      <w:r>
+        <w:rPr>
+          <w:rFonts w:ascii="Times New Roman" w:hAnsi="Times New Roman" w:cs="Times New Roman"/>
+          <w:color w:val="333333"/>
+          <w:spacing w:val="16"/>
+          <w:sz w:val="21"/>
+          <w:szCs w:val="21"/>
+        </w:rPr>
+        <w:t xml:space="preserve"> </w:t>
+      </w:r>
+      <w:r>
+        <w:rPr>
+          <w:rFonts w:ascii="Times New Roman" w:hAnsi="Times New Roman" w:cs="Times New Roman"/>
+          <w:color w:val="333333"/>
+          <w:w w:val="95"/>
+          <w:sz w:val="21"/>
+          <w:szCs w:val="21"/>
+        </w:rPr>
+        <w:t>2019-</w:t>
+      </w:r>
+      <w:r>
+        <w:rPr>
+          <w:rFonts w:ascii="Times New Roman" w:hAnsi="Times New Roman" w:cs="Times New Roman"/>
+          <w:color w:val="333333"/>
+          <w:spacing w:val="-5"/>
+          <w:w w:val="95"/>
+          <w:sz w:val="21"/>
+          <w:szCs w:val="21"/>
+        </w:rPr>
+        <w:t>06</w:t>
+      </w:r>
+    </w:p>
+    <w:p>
+      <w:pPr>
+        <w:pStyle w:val="2"/>
+        <w:tabs>
+          <w:tab w:val="left" w:pos="3670"/>
+        </w:tabs>
+        <w:spacing w:before="130" w:line="340" w:lineRule="exact"/>
+        <w:ind w:left="0" w:firstLineChars="50" w:firstLine="97"/>
+        <w:rPr>
+          <w:rFonts w:ascii="Times New Roman" w:hAnsi="Times New Roman" w:cs="Times New Roman"/>
+          <w:b w:val="0"/>
+          <w:bCs w:val="0"/>
+          <w:sz w:val="21"/>
+          <w:szCs w:val="21"/>
+        </w:rPr>
+      </w:pPr>
+      <w:r>
+        <w:rPr>
+          <w:rFonts w:ascii="Times New Roman" w:hAnsi="Times New Roman" w:cs="Times New Roman"/>
+          <w:b w:val="0"/>
+          <w:bCs w:val="0"/>
+          <w:color w:val="333333"/>
+          <w:spacing w:val="-5"/>
+          <w:w w:val="95"/>
+          <w:sz w:val="21"/>
+          <w:szCs w:val="21"/>
+        </w:rPr>
+        <w:t xml:space="preserve">Department of </w:t>
+      </w:r>
+      <w:r>
+        <w:rPr>
+          <w:rFonts w:ascii="Times New Roman" w:hAnsi="Times New Roman" w:cs="Times New Roman"/>
+          <w:b w:val="0"/>
+          <w:bCs w:val="0"/>
+          <w:color w:val="333333"/>
+          <w:spacing w:val="-5"/>
+          <w:w w:val="95"/>
+          <w:sz w:val="21"/>
+          <w:szCs w:val="21"/>
+        </w:rPr>
+        <w:t>Computing (</w:t>
+      </w:r>
+      <w:r>
+        <w:rPr>
+          <w:rFonts w:ascii="Times New Roman" w:hAnsi="Times New Roman" w:cs="Times New Roman"/>
+          <w:b w:val="0"/>
+          <w:bCs w:val="0"/>
+          <w:color w:val="333333"/>
+          <w:spacing w:val="-5"/>
+          <w:w w:val="95"/>
+          <w:sz w:val="21"/>
+          <w:szCs w:val="21"/>
+        </w:rPr>
+        <w:t>Department of Software)</w:t>
+      </w:r>
+    </w:p>
+    <w:p>
+      <w:pPr>
+        <w:pStyle w:val="a5"/>
+        <w:numPr>
+          <w:ilvl w:val="0"/>
+          <w:numId w:val="1"/>
+        </w:numPr>
+        <w:tabs>
+          <w:tab w:val="left" w:pos="405"/>
+        </w:tabs>
+        <w:spacing w:before="39"/>
         <w:ind w:left="403" w:hanging="193"/>
         <w:jc w:val="both"/>
         <w:rPr>
@@ -1790,6 +1839,47 @@
           <w:szCs w:val="21"/>
         </w:rPr>
         <w:t xml:space="preserve"> etc.</w:t>
+      </w:r>
+    </w:p>
+    <w:p>
+      <w:pPr>
+        <w:pStyle w:val="a5"/>
+        <w:numPr>
+          <w:ilvl w:val="0"/>
+          <w:numId w:val="1"/>
+        </w:numPr>
+        <w:tabs>
+          <w:tab w:val="left" w:pos="405"/>
+        </w:tabs>
+        <w:spacing w:beforeLines="50" w:before="120"/>
+        <w:ind w:left="403" w:hanging="193"/>
+        <w:jc w:val="both"/>
+        <w:rPr>
+          <w:rFonts w:ascii="Times New Roman" w:hAnsi="Times New Roman" w:cs="Times New Roman"/>
+          <w:color w:val="000000" w:themeColor="text1"/>
+          <w:sz w:val="21"/>
+          <w:szCs w:val="21"/>
+        </w:rPr>
+      </w:pPr>
+      <w:r>
+        <w:rPr>
+          <w:rFonts w:ascii="Times New Roman" w:hAnsi="Times New Roman" w:cs="Times New Roman" w:hint="eastAsia"/>
+          <w:color w:val="000000" w:themeColor="text1"/>
+          <w:spacing w:val="-10"/>
+          <w:sz w:val="21"/>
+          <w:szCs w:val="21"/>
+        </w:rPr>
+        <w:t>G</w:t>
+      </w:r>
+      <w:r>
+        <w:rPr>
+          <w:rFonts w:ascii="Times New Roman" w:hAnsi="Times New Roman" w:cs="Times New Roman"/>
+          <w:color w:val="000000" w:themeColor="text1"/>
+          <w:spacing w:val="-10"/>
+          <w:sz w:val="21"/>
+          <w:szCs w:val="21"/>
+        </w:rPr>
+        <w:t>PA: 2.98 / 4</w:t>
       </w:r>
     </w:p>
     <w:p>
@@ -1842,7 +1932,7 @@
                     <pic:cNvPicPr/>
                   </pic:nvPicPr>
                   <pic:blipFill>
-                    <a:blip r:embed="rId7" cstate="print"/>
+                    <a:blip r:embed="rId8" cstate="print"/>
                     <a:stretch>
                       <a:fillRect/>
                     </a:stretch>
@@ -2694,7 +2784,7 @@
                     <pic:cNvPicPr/>
                   </pic:nvPicPr>
                   <pic:blipFill>
-                    <a:blip r:embed="rId7" cstate="print"/>
+                    <a:blip r:embed="rId8" cstate="print"/>
                     <a:stretch>
                       <a:fillRect/>
                     </a:stretch>
@@ -3051,7 +3141,7 @@
                     <pic:cNvPicPr/>
                   </pic:nvPicPr>
                   <pic:blipFill>
-                    <a:blip r:embed="rId7" cstate="print"/>
+                    <a:blip r:embed="rId8" cstate="print"/>
                     <a:stretch>
                       <a:fillRect/>
                     </a:stretch>
@@ -3216,7 +3306,7 @@
 </file>
 
 <file path=word/numbering.xml><?xml version="1.0" encoding="utf-8"?>
-<w:numbering xmlns:wpc="http://schemas.microsoft.com/office/word/2010/wordprocessingCanvas" xmlns:cx="http://schemas.microsoft.com/office/drawing/2014/chartex" xmlns:cx1="http://schemas.microsoft.com/office/drawing/2015/9/8/chartex" xmlns:cx2="http://schemas.microsoft.com/office/drawing/2015/10/21/chartex" xmlns:cx3="http://schemas.microsoft.com/office/drawing/2016/5/9/chartex" xmlns:cx4="http://schemas.microsoft.com/office/drawing/2016/5/10/chartex" xmlns:cx5="http://schemas.microsoft.com/office/drawing/2016/5/11/chartex" xmlns:cx6="http://schemas.microsoft.com/office/drawing/2016/5/12/chartex" xmlns:cx7="http://schemas.microsoft.com/office/drawing/2016/5/13/chartex" xmlns:cx8="http://schemas.microsoft.com/office/drawing/2016/5/14/chartex" xmlns:mc="http://schemas.openxmlformats.org/markup-compatibility/2006" xmlns:aink="http://schemas.microsoft.com/office/drawing/2016/ink" xmlns:am3d="http://schemas.microsoft.com/office/drawing/2017/model3d" xmlns:o="urn:schemas-microsoft-com:office:office" xmlns:r="http://schemas.openxmlformats.org/officeDocument/2006/relationships" xmlns:m="http://schemas.openxmlformats.org/officeDocument/2006/math" xmlns:v="urn:schemas-microsoft-com:vml" xmlns:wp14="http://schemas.microsoft.com/office/word/2010/wordprocessingDrawing" xmlns:wp="http://schemas.openxmlformats.org/drawingml/2006/wordprocessingDrawing" xmlns:w10="urn:schemas-microsoft-com:office:word" xmlns:w="http://schemas.openxmlformats.org/wordprocessingml/2006/main" xmlns:w14="http://schemas.microsoft.com/office/word/2010/wordml" xmlns:w15="http://schemas.microsoft.com/office/word/2012/wordml" xmlns:w16cex="http://schemas.microsoft.com/office/word/2018/wordml/cex" xmlns:w16cid="http://schemas.microsoft.com/office/word/2016/wordml/cid" xmlns:w16="http://schemas.microsoft.com/office/word/2018/wordml" xmlns:w16sdtdh="http://schemas.microsoft.com/office/word/2020/wordml/sdtdatahash" xmlns:w16se="http://schemas.microsoft.com/office/word/2015/wordml/symex" xmlns:wpg="http://schemas.microsoft.com/office/word/2010/wordprocessingGroup" xmlns:wpi="http://schemas.microsoft.com/office/word/2010/wordprocessingInk" xmlns:wne="http://schemas.microsoft.com/office/word/2006/wordml" xmlns:wps="http://schemas.microsoft.com/office/word/2010/wordprocessingShape" mc:Ignorable="w14 w15 w16se w16cid w16 w16cex w16sdtdh wp14">
+<w:numbering xmlns:wpc="http://schemas.microsoft.com/office/word/2010/wordprocessingCanvas" xmlns:cx="http://schemas.microsoft.com/office/drawing/2014/chartex" xmlns:cx1="http://schemas.microsoft.com/office/drawing/2015/9/8/chartex" xmlns:cx2="http://schemas.microsoft.com/office/drawing/2015/10/21/chartex" xmlns:cx3="http://schemas.microsoft.com/office/drawing/2016/5/9/chartex" xmlns:cx4="http://schemas.microsoft.com/office/drawing/2016/5/10/chartex" xmlns:cx5="http://schemas.microsoft.com/office/drawing/2016/5/11/chartex" xmlns:cx6="http://schemas.microsoft.com/office/drawing/2016/5/12/chartex" xmlns:cx7="http://schemas.microsoft.com/office/drawing/2016/5/13/chartex" xmlns:cx8="http://schemas.microsoft.com/office/drawing/2016/5/14/chartex" xmlns:mc="http://schemas.openxmlformats.org/markup-compatibility/2006" xmlns:aink="http://schemas.microsoft.com/office/drawing/2016/ink" xmlns:am3d="http://schemas.microsoft.com/office/drawing/2017/model3d" xmlns:o="urn:schemas-microsoft-com:office:office" xmlns:oel="http://schemas.microsoft.com/office/2019/extlst" xmlns:r="http://schemas.openxmlformats.org/officeDocument/2006/relationships" xmlns:m="http://schemas.openxmlformats.org/officeDocument/2006/math" xmlns:v="urn:schemas-microsoft-com:vml" xmlns:wp14="http://schemas.microsoft.com/office/word/2010/wordprocessingDrawing" xmlns:wp="http://schemas.openxmlformats.org/drawingml/2006/wordprocessingDrawing" xmlns:w10="urn:schemas-microsoft-com:office:word" xmlns:w="http://schemas.openxmlformats.org/wordprocessingml/2006/main" xmlns:w14="http://schemas.microsoft.com/office/word/2010/wordml" xmlns:w15="http://schemas.microsoft.com/office/word/2012/wordml" xmlns:w16cex="http://schemas.microsoft.com/office/word/2018/wordml/cex" xmlns:w16cid="http://schemas.microsoft.com/office/word/2016/wordml/cid" xmlns:w16="http://schemas.microsoft.com/office/word/2018/wordml" xmlns:w16sdtdh="http://schemas.microsoft.com/office/word/2020/wordml/sdtdatahash" xmlns:w16se="http://schemas.microsoft.com/office/word/2015/wordml/symex" xmlns:wpg="http://schemas.microsoft.com/office/word/2010/wordprocessingGroup" xmlns:wpi="http://schemas.microsoft.com/office/word/2010/wordprocessingInk" xmlns:wne="http://schemas.microsoft.com/office/word/2006/wordml" xmlns:wps="http://schemas.microsoft.com/office/word/2010/wordprocessingShape" mc:Ignorable="w14 w15 w16se w16cid w16 w16cex w16sdtdh wp14">
   <w:abstractNum w:abstractNumId="0" w15:restartNumberingAfterBreak="0">
     <w:nsid w:val="318C758B"/>
     <w:multiLevelType w:val="hybridMultilevel"/>
@@ -3338,7 +3428,7 @@
       </w:rPr>
     </w:lvl>
   </w:abstractNum>
-  <w:num w:numId="1">
+  <w:num w:numId="1" w16cid:durableId="734859100">
     <w:abstractNumId w:val="0"/>
   </w:num>
 </w:numbering>
